--- a/System_Administration/Linux/Crontab_Job_Scheduling.docx
+++ b/System_Administration/Linux/Crontab_Job_Scheduling.docx
@@ -1,12 +1,12 @@
 
 <file path=word/document.xml><?xml version="1.0" encoding="utf-8"?>
-<w:document xmlns:wpc="http://schemas.microsoft.com/office/word/2010/wordprocessingCanvas" xmlns:cx="http://schemas.microsoft.com/office/drawing/2014/chartex" xmlns:cx1="http://schemas.microsoft.com/office/drawing/2015/9/8/chartex" xmlns:cx2="http://schemas.microsoft.com/office/drawing/2015/10/21/chartex" xmlns:cx3="http://schemas.microsoft.com/office/drawing/2016/5/9/chartex" xmlns:cx4="http://schemas.microsoft.com/office/drawing/2016/5/10/chartex" xmlns:cx5="http://schemas.microsoft.com/office/drawing/2016/5/11/chartex" xmlns:cx6="http://schemas.microsoft.com/office/drawing/2016/5/12/chartex" xmlns:cx7="http://schemas.microsoft.com/office/drawing/2016/5/13/chartex" xmlns:cx8="http://schemas.microsoft.com/office/drawing/2016/5/14/chartex" xmlns:mc="http://schemas.openxmlformats.org/markup-compatibility/2006" xmlns:aink="http://schemas.microsoft.com/office/drawing/2016/ink" xmlns:am3d="http://schemas.microsoft.com/office/drawing/2017/model3d" xmlns:o="urn:schemas-microsoft-com:office:office" xmlns:oel="http://schemas.microsoft.com/office/2019/extlst" xmlns:r="http://schemas.openxmlformats.org/officeDocument/2006/relationships" xmlns:m="http://schemas.openxmlformats.org/officeDocument/2006/math" xmlns:v="urn:schemas-microsoft-com:vml" xmlns:wp14="http://schemas.microsoft.com/office/word/2010/wordprocessingDrawing" xmlns:wp="http://schemas.openxmlformats.org/drawingml/2006/wordprocessingDrawing" xmlns:w10="urn:schemas-microsoft-com:office:word" xmlns:w="http://schemas.openxmlformats.org/wordprocessingml/2006/main" xmlns:w14="http://schemas.microsoft.com/office/word/2010/wordml" xmlns:w15="http://schemas.microsoft.com/office/word/2012/wordml" xmlns:w16cex="http://schemas.microsoft.com/office/word/2018/wordml/cex" xmlns:w16cid="http://schemas.microsoft.com/office/word/2016/wordml/cid" xmlns:w16="http://schemas.microsoft.com/office/word/2018/wordml" xmlns:w16du="http://schemas.microsoft.com/office/word/2023/wordml/word16du" xmlns:w16sdtdh="http://schemas.microsoft.com/office/word/2020/wordml/sdtdatahash" xmlns:w16se="http://schemas.microsoft.com/office/word/2015/wordml/symex" xmlns:wpg="http://schemas.microsoft.com/office/word/2010/wordprocessingGroup" xmlns:wpi="http://schemas.microsoft.com/office/word/2010/wordprocessingInk" xmlns:wne="http://schemas.microsoft.com/office/word/2006/wordml" xmlns:wps="http://schemas.microsoft.com/office/word/2010/wordprocessingShape" mc:Ignorable="w14 w15 w16se w16cid w16 w16cex w16sdtdh w16du wp14">
+<w:document xmlns:wpc="http://schemas.microsoft.com/office/word/2010/wordprocessingCanvas" xmlns:cx="http://schemas.microsoft.com/office/drawing/2014/chartex" xmlns:cx1="http://schemas.microsoft.com/office/drawing/2015/9/8/chartex" xmlns:cx2="http://schemas.microsoft.com/office/drawing/2015/10/21/chartex" xmlns:cx3="http://schemas.microsoft.com/office/drawing/2016/5/9/chartex" xmlns:cx4="http://schemas.microsoft.com/office/drawing/2016/5/10/chartex" xmlns:cx5="http://schemas.microsoft.com/office/drawing/2016/5/11/chartex" xmlns:cx6="http://schemas.microsoft.com/office/drawing/2016/5/12/chartex" xmlns:cx7="http://schemas.microsoft.com/office/drawing/2016/5/13/chartex" xmlns:cx8="http://schemas.microsoft.com/office/drawing/2016/5/14/chartex" xmlns:mc="http://schemas.openxmlformats.org/markup-compatibility/2006" xmlns:aink="http://schemas.microsoft.com/office/drawing/2016/ink" xmlns:am3d="http://schemas.microsoft.com/office/drawing/2017/model3d" xmlns:o="urn:schemas-microsoft-com:office:office" xmlns:oel="http://schemas.microsoft.com/office/2019/extlst" xmlns:r="http://schemas.openxmlformats.org/officeDocument/2006/relationships" xmlns:m="http://schemas.openxmlformats.org/officeDocument/2006/math" xmlns:v="urn:schemas-microsoft-com:vml" xmlns:wp14="http://schemas.microsoft.com/office/word/2010/wordprocessingDrawing" xmlns:wp="http://schemas.openxmlformats.org/drawingml/2006/wordprocessingDrawing" xmlns:w10="urn:schemas-microsoft-com:office:word" xmlns:w="http://schemas.openxmlformats.org/wordprocessingml/2006/main" xmlns:w14="http://schemas.microsoft.com/office/word/2010/wordml" xmlns:w15="http://schemas.microsoft.com/office/word/2012/wordml" xmlns:w16cex="http://schemas.microsoft.com/office/word/2018/wordml/cex" xmlns:w16cid="http://schemas.microsoft.com/office/word/2016/wordml/cid" xmlns:w16="http://schemas.microsoft.com/office/word/2018/wordml" xmlns:w16du="http://schemas.microsoft.com/office/word/2023/wordml/word16du" xmlns:w16sdtdh="http://schemas.microsoft.com/office/word/2020/wordml/sdtdatahash" xmlns:w16sdtfl="http://schemas.microsoft.com/office/word/2024/wordml/sdtformatlock" xmlns:w16se="http://schemas.microsoft.com/office/word/2015/wordml/symex" xmlns:wpg="http://schemas.microsoft.com/office/word/2010/wordprocessingGroup" xmlns:wpi="http://schemas.microsoft.com/office/word/2010/wordprocessingInk" xmlns:wne="http://schemas.microsoft.com/office/word/2006/wordml" xmlns:wps="http://schemas.microsoft.com/office/word/2010/wordprocessingShape" mc:Ignorable="w14 w15 w16se w16cid w16 w16cex w16sdtdh w16sdtfl w16du wp14">
   <w:body>
     <w:p>
       <w:pPr>
         <w:pStyle w:val="Heading1"/>
       </w:pPr>
-      <w:bookmarkStart w:id="0" w:name="_Toc162092023"/>
+      <w:bookmarkStart w:id="0" w:name="_Toc194380977"/>
       <w:r>
         <w:t>Cron</w:t>
       </w:r>
@@ -70,7 +70,7 @@
           <w:r>
             <w:fldChar w:fldCharType="separate"/>
           </w:r>
-          <w:hyperlink w:anchor="_Toc162092023" w:history="1">
+          <w:hyperlink w:anchor="_Toc194380977" w:history="1">
             <w:r>
               <w:rPr>
                 <w:rStyle w:val="Hyperlink"/>
@@ -97,7 +97,7 @@
                 <w:noProof/>
                 <w:webHidden/>
               </w:rPr>
-              <w:instrText xml:space="preserve"> PAGEREF _Toc162092023 \h </w:instrText>
+              <w:instrText xml:space="preserve"> PAGEREF _Toc194380977 \h </w:instrText>
             </w:r>
             <w:r>
               <w:rPr>
@@ -142,7 +142,7 @@
               <w14:ligatures w14:val="standardContextual"/>
             </w:rPr>
           </w:pPr>
-          <w:hyperlink w:anchor="_Toc162092024" w:history="1">
+          <w:hyperlink w:anchor="_Toc194380978" w:history="1">
             <w:r>
               <w:rPr>
                 <w:rStyle w:val="Hyperlink"/>
@@ -169,7 +169,7 @@
                 <w:noProof/>
                 <w:webHidden/>
               </w:rPr>
-              <w:instrText xml:space="preserve"> PAGEREF _Toc162092024 \h </w:instrText>
+              <w:instrText xml:space="preserve"> PAGEREF _Toc194380978 \h </w:instrText>
             </w:r>
             <w:r>
               <w:rPr>
@@ -214,7 +214,7 @@
               <w14:ligatures w14:val="standardContextual"/>
             </w:rPr>
           </w:pPr>
-          <w:hyperlink w:anchor="_Toc162092025" w:history="1">
+          <w:hyperlink w:anchor="_Toc194380979" w:history="1">
             <w:r>
               <w:rPr>
                 <w:rStyle w:val="Hyperlink"/>
@@ -241,7 +241,7 @@
                 <w:noProof/>
                 <w:webHidden/>
               </w:rPr>
-              <w:instrText xml:space="preserve"> PAGEREF _Toc162092025 \h </w:instrText>
+              <w:instrText xml:space="preserve"> PAGEREF _Toc194380979 \h </w:instrText>
             </w:r>
             <w:r>
               <w:rPr>
@@ -286,7 +286,7 @@
               <w14:ligatures w14:val="standardContextual"/>
             </w:rPr>
           </w:pPr>
-          <w:hyperlink w:anchor="_Toc162092026" w:history="1">
+          <w:hyperlink w:anchor="_Toc194380980" w:history="1">
             <w:r>
               <w:rPr>
                 <w:rStyle w:val="Hyperlink"/>
@@ -313,7 +313,7 @@
                 <w:noProof/>
                 <w:webHidden/>
               </w:rPr>
-              <w:instrText xml:space="preserve"> PAGEREF _Toc162092026 \h </w:instrText>
+              <w:instrText xml:space="preserve"> PAGEREF _Toc194380980 \h </w:instrText>
             </w:r>
             <w:r>
               <w:rPr>
@@ -358,7 +358,7 @@
               <w14:ligatures w14:val="standardContextual"/>
             </w:rPr>
           </w:pPr>
-          <w:hyperlink w:anchor="_Toc162092027" w:history="1">
+          <w:hyperlink w:anchor="_Toc194380981" w:history="1">
             <w:r>
               <w:rPr>
                 <w:rStyle w:val="Hyperlink"/>
@@ -385,79 +385,7 @@
                 <w:noProof/>
                 <w:webHidden/>
               </w:rPr>
-              <w:instrText xml:space="preserve"> PAGEREF _Toc162092027 \h </w:instrText>
-            </w:r>
-            <w:r>
-              <w:rPr>
-                <w:noProof/>
-                <w:webHidden/>
-              </w:rPr>
-            </w:r>
-            <w:r>
-              <w:rPr>
-                <w:noProof/>
-                <w:webHidden/>
-              </w:rPr>
-              <w:fldChar w:fldCharType="separate"/>
-            </w:r>
-            <w:r>
-              <w:rPr>
-                <w:noProof/>
-                <w:webHidden/>
-              </w:rPr>
-              <w:t>5</w:t>
-            </w:r>
-            <w:r>
-              <w:rPr>
-                <w:noProof/>
-                <w:webHidden/>
-              </w:rPr>
-              <w:fldChar w:fldCharType="end"/>
-            </w:r>
-          </w:hyperlink>
-        </w:p>
-        <w:p>
-          <w:pPr>
-            <w:pStyle w:val="TOC2"/>
-            <w:tabs>
-              <w:tab w:val="right" w:leader="dot" w:pos="9350"/>
-            </w:tabs>
-            <w:rPr>
-              <w:rFonts w:asciiTheme="minorHAnsi" w:eastAsiaTheme="minorEastAsia" w:hAnsiTheme="minorHAnsi" w:cstheme="minorBidi"/>
-              <w:noProof/>
-              <w:kern w:val="2"/>
-              <w:sz w:val="24"/>
-              <w14:ligatures w14:val="standardContextual"/>
-            </w:rPr>
-          </w:pPr>
-          <w:hyperlink w:anchor="_Toc162092028" w:history="1">
-            <w:r>
-              <w:rPr>
-                <w:rStyle w:val="Hyperlink"/>
-                <w:noProof/>
-              </w:rPr>
-              <w:t>Run a Script on Startup</w:t>
-            </w:r>
-            <w:r>
-              <w:rPr>
-                <w:noProof/>
-                <w:webHidden/>
-              </w:rPr>
-              <w:tab/>
-            </w:r>
-            <w:r>
-              <w:rPr>
-                <w:noProof/>
-                <w:webHidden/>
-              </w:rPr>
-              <w:fldChar w:fldCharType="begin"/>
-            </w:r>
-            <w:r>
-              <w:rPr>
-                <w:noProof/>
-                <w:webHidden/>
-              </w:rPr>
-              <w:instrText xml:space="preserve"> PAGEREF _Toc162092028 \h </w:instrText>
+              <w:instrText xml:space="preserve"> PAGEREF _Toc194380981 \h </w:instrText>
             </w:r>
             <w:r>
               <w:rPr>
@@ -502,7 +430,7 @@
               <w14:ligatures w14:val="standardContextual"/>
             </w:rPr>
           </w:pPr>
-          <w:hyperlink w:anchor="_Toc162092029" w:history="1">
+          <w:hyperlink w:anchor="_Toc194380982" w:history="1">
             <w:r>
               <w:rPr>
                 <w:rStyle w:val="Hyperlink"/>
@@ -529,7 +457,7 @@
                 <w:noProof/>
                 <w:webHidden/>
               </w:rPr>
-              <w:instrText xml:space="preserve"> PAGEREF _Toc162092029 \h </w:instrText>
+              <w:instrText xml:space="preserve"> PAGEREF _Toc194380982 \h </w:instrText>
             </w:r>
             <w:r>
               <w:rPr>
@@ -549,7 +477,79 @@
                 <w:noProof/>
                 <w:webHidden/>
               </w:rPr>
-              <w:t>6</w:t>
+              <w:t>5</w:t>
+            </w:r>
+            <w:r>
+              <w:rPr>
+                <w:noProof/>
+                <w:webHidden/>
+              </w:rPr>
+              <w:fldChar w:fldCharType="end"/>
+            </w:r>
+          </w:hyperlink>
+        </w:p>
+        <w:p>
+          <w:pPr>
+            <w:pStyle w:val="TOC1"/>
+            <w:tabs>
+              <w:tab w:val="right" w:leader="dot" w:pos="9350"/>
+            </w:tabs>
+            <w:rPr>
+              <w:rFonts w:asciiTheme="minorHAnsi" w:eastAsiaTheme="minorEastAsia" w:hAnsiTheme="minorHAnsi" w:cstheme="minorBidi"/>
+              <w:noProof/>
+              <w:kern w:val="2"/>
+              <w:sz w:val="24"/>
+              <w14:ligatures w14:val="standardContextual"/>
+            </w:rPr>
+          </w:pPr>
+          <w:hyperlink w:anchor="_Toc194380983" w:history="1">
+            <w:r>
+              <w:rPr>
+                <w:rStyle w:val="Hyperlink"/>
+                <w:noProof/>
+              </w:rPr>
+              <w:t>Create cron job</w:t>
+            </w:r>
+            <w:r>
+              <w:rPr>
+                <w:noProof/>
+                <w:webHidden/>
+              </w:rPr>
+              <w:tab/>
+            </w:r>
+            <w:r>
+              <w:rPr>
+                <w:noProof/>
+                <w:webHidden/>
+              </w:rPr>
+              <w:fldChar w:fldCharType="begin"/>
+            </w:r>
+            <w:r>
+              <w:rPr>
+                <w:noProof/>
+                <w:webHidden/>
+              </w:rPr>
+              <w:instrText xml:space="preserve"> PAGEREF _Toc194380983 \h </w:instrText>
+            </w:r>
+            <w:r>
+              <w:rPr>
+                <w:noProof/>
+                <w:webHidden/>
+              </w:rPr>
+            </w:r>
+            <w:r>
+              <w:rPr>
+                <w:noProof/>
+                <w:webHidden/>
+              </w:rPr>
+              <w:fldChar w:fldCharType="separate"/>
+            </w:r>
+            <w:r>
+              <w:rPr>
+                <w:noProof/>
+                <w:webHidden/>
+              </w:rPr>
+              <w:t>7</w:t>
             </w:r>
             <w:r>
               <w:rPr>
@@ -574,7 +574,7 @@
               <w14:ligatures w14:val="standardContextual"/>
             </w:rPr>
           </w:pPr>
-          <w:hyperlink w:anchor="_Toc162092030" w:history="1">
+          <w:hyperlink w:anchor="_Toc194380984" w:history="1">
             <w:r>
               <w:rPr>
                 <w:rStyle w:val="Hyperlink"/>
@@ -601,7 +601,7 @@
                 <w:noProof/>
                 <w:webHidden/>
               </w:rPr>
-              <w:instrText xml:space="preserve"> PAGEREF _Toc162092030 \h </w:instrText>
+              <w:instrText xml:space="preserve"> PAGEREF _Toc194380984 \h </w:instrText>
             </w:r>
             <w:r>
               <w:rPr>
@@ -646,14 +646,20 @@
     </w:sdt>
     <w:p>
       <w:r>
-        <w:t>Time required: 45 minutes</w:t>
+        <w:t xml:space="preserve">Time required: </w:t>
+      </w:r>
+      <w:r>
+        <w:t>30</w:t>
+      </w:r>
+      <w:r>
+        <w:t xml:space="preserve"> minutes</w:t>
       </w:r>
     </w:p>
     <w:p>
       <w:pPr>
         <w:pStyle w:val="Heading1"/>
       </w:pPr>
-      <w:bookmarkStart w:id="1" w:name="_Toc162092024"/>
+      <w:bookmarkStart w:id="1" w:name="_Toc194380978"/>
       <w:r>
         <w:t>What Is a Cron Job?</w:t>
       </w:r>
@@ -667,12 +673,42 @@
         <w:t xml:space="preserve">Linux </w:t>
       </w:r>
       <w:r>
-        <w:t>utility program that lets users input commands for scheduling tasks repeatedly at a specific time. Tasks scheduled in cron are called cron jobs. Users can determine what kind of task they want to automate and when it should be executed.</w:t>
-      </w:r>
-    </w:p>
-    <w:p>
-      <w:r>
-        <w:t>Cron is a daemon – a background process executing non-interactive jobs. In Windows, you might be familiar with background processes such as Services that work similarly to the cron daemon.</w:t>
+        <w:t xml:space="preserve">utility program that lets users input commands for scheduling tasks repeatedly at a specific time. Tasks scheduled in </w:t>
+      </w:r>
+      <w:proofErr w:type="spellStart"/>
+      <w:r>
+        <w:t>cron</w:t>
+      </w:r>
+      <w:proofErr w:type="spellEnd"/>
+      <w:r>
+        <w:t xml:space="preserve"> are called </w:t>
+      </w:r>
+      <w:proofErr w:type="spellStart"/>
+      <w:r>
+        <w:t>cron</w:t>
+      </w:r>
+      <w:proofErr w:type="spellEnd"/>
+      <w:r>
+        <w:t xml:space="preserve"> jobs. Users can determine what kind of task they want to automate and when it should be executed.</w:t>
+      </w:r>
+    </w:p>
+    <w:p>
+      <w:r>
+        <w:t xml:space="preserve">Cron is a daemon – a background process executing non-interactive jobs. In Windows, you might be familiar with background processes such as </w:t>
+      </w:r>
+      <w:r>
+        <w:t>the Task Scheduler</w:t>
+      </w:r>
+      <w:r>
+        <w:t xml:space="preserve"> that work similarly to the </w:t>
+      </w:r>
+      <w:proofErr w:type="spellStart"/>
+      <w:r>
+        <w:t>cron</w:t>
+      </w:r>
+      <w:proofErr w:type="spellEnd"/>
+      <w:r>
+        <w:t xml:space="preserve"> daemon.</w:t>
       </w:r>
     </w:p>
     <w:p>
@@ -682,7 +718,47 @@
     </w:p>
     <w:p>
       <w:r>
-        <w:t>A cron file is a simple text file that contains commands to run periodically at a specific time. The default system cron table or crontab configuration file is /etc/crontab, located within the crontab directory /etc/cron.*/.</w:t>
+        <w:t xml:space="preserve">A </w:t>
+      </w:r>
+      <w:proofErr w:type="spellStart"/>
+      <w:r>
+        <w:t>cron</w:t>
+      </w:r>
+      <w:proofErr w:type="spellEnd"/>
+      <w:r>
+        <w:t xml:space="preserve"> file is a simple text file that contains commands to run periodically at a specific time. The default system </w:t>
+      </w:r>
+      <w:proofErr w:type="spellStart"/>
+      <w:r>
+        <w:t>cron</w:t>
+      </w:r>
+      <w:proofErr w:type="spellEnd"/>
+      <w:r>
+        <w:t xml:space="preserve"> table or crontab configuration file is /</w:t>
+      </w:r>
+      <w:proofErr w:type="spellStart"/>
+      <w:r>
+        <w:t>etc</w:t>
+      </w:r>
+      <w:proofErr w:type="spellEnd"/>
+      <w:r>
+        <w:t>/crontab, located within the crontab directory /</w:t>
+      </w:r>
+      <w:proofErr w:type="spellStart"/>
+      <w:r>
+        <w:t>etc</w:t>
+      </w:r>
+      <w:proofErr w:type="spellEnd"/>
+      <w:r>
+        <w:t>/</w:t>
+      </w:r>
+      <w:proofErr w:type="spellStart"/>
+      <w:r>
+        <w:t>cron</w:t>
+      </w:r>
+      <w:proofErr w:type="spellEnd"/>
+      <w:r>
+        <w:t>.*/.</w:t>
       </w:r>
     </w:p>
     <w:p>
@@ -692,23 +768,63 @@
     </w:p>
     <w:p>
       <w:r>
-        <w:t>With cron jobs, users can automate system maintenance, disk space monitoring, and schedule backups. Because of their nature, cron jobs are great for computers that work 24/7, such as servers.</w:t>
+        <w:t xml:space="preserve">With </w:t>
+      </w:r>
+      <w:proofErr w:type="spellStart"/>
+      <w:r>
+        <w:t>cron</w:t>
+      </w:r>
+      <w:proofErr w:type="spellEnd"/>
+      <w:r>
+        <w:t xml:space="preserve"> jobs, users can automate system maintenance, disk space monitoring, and schedule backups. Because of their nature, </w:t>
+      </w:r>
+      <w:proofErr w:type="spellStart"/>
+      <w:r>
+        <w:t>cron</w:t>
+      </w:r>
+      <w:proofErr w:type="spellEnd"/>
+      <w:r>
+        <w:t xml:space="preserve"> jobs are great for computers that work 24/7, such as servers.</w:t>
       </w:r>
     </w:p>
     <w:p>
       <w:r>
         <w:lastRenderedPageBreak/>
-        <w:t>While cron jobs are used mainly by system administrators, they can be beneficial for web developers too.</w:t>
-      </w:r>
-    </w:p>
-    <w:p>
-      <w:r>
-        <w:t>For instance, as a website administrator, you can set up one cron job to automatically backup your site every day at midnight, another to check for broken links every Monday at midnight, and a third to clear your site cache every Friday at noon.</w:t>
-      </w:r>
-    </w:p>
-    <w:p>
-      <w:r>
-        <w:t>However, like any other program, cron has limitations you should consider before using it:</w:t>
+        <w:t xml:space="preserve">While </w:t>
+      </w:r>
+      <w:proofErr w:type="spellStart"/>
+      <w:r>
+        <w:t>cron</w:t>
+      </w:r>
+      <w:proofErr w:type="spellEnd"/>
+      <w:r>
+        <w:t xml:space="preserve"> jobs are used mainly by system administrators, they can be beneficial for web developers too.</w:t>
+      </w:r>
+    </w:p>
+    <w:p>
+      <w:r>
+        <w:t xml:space="preserve">For instance, as a website administrator, you can set up one </w:t>
+      </w:r>
+      <w:proofErr w:type="spellStart"/>
+      <w:r>
+        <w:t>cron</w:t>
+      </w:r>
+      <w:proofErr w:type="spellEnd"/>
+      <w:r>
+        <w:t xml:space="preserve"> job to automatically backup your site every day at midnight, another to check for broken links every Monday at midnight, and a third to clear your site cache every Friday at noon.</w:t>
+      </w:r>
+    </w:p>
+    <w:p>
+      <w:r>
+        <w:t xml:space="preserve">However, like any other program, </w:t>
+      </w:r>
+      <w:proofErr w:type="spellStart"/>
+      <w:r>
+        <w:t>cron</w:t>
+      </w:r>
+      <w:proofErr w:type="spellEnd"/>
+      <w:r>
+        <w:t xml:space="preserve"> has limitations you should consider before using it:</w:t>
       </w:r>
     </w:p>
     <w:p>
@@ -716,11 +832,19 @@
         <w:pStyle w:val="ListParagraph"/>
         <w:numPr>
           <w:ilvl w:val="0"/>
-          <w:numId w:val="42"/>
+          <w:numId w:val="3"/>
         </w:numPr>
       </w:pPr>
       <w:r>
-        <w:t>The shortest interval between jobs is 60 seconds. With cron, you won’t be able to repeat a job every 59 seconds or less.</w:t>
+        <w:t xml:space="preserve">The shortest interval between jobs is 60 seconds. With </w:t>
+      </w:r>
+      <w:proofErr w:type="spellStart"/>
+      <w:r>
+        <w:t>cron</w:t>
+      </w:r>
+      <w:proofErr w:type="spellEnd"/>
+      <w:r>
+        <w:t>, you won’t be able to repeat a job every 59 seconds or less.</w:t>
       </w:r>
     </w:p>
     <w:p>
@@ -728,7 +852,7 @@
         <w:pStyle w:val="ListParagraph"/>
         <w:numPr>
           <w:ilvl w:val="0"/>
-          <w:numId w:val="42"/>
+          <w:numId w:val="3"/>
         </w:numPr>
       </w:pPr>
       <w:r>
@@ -738,7 +862,15 @@
         <w:t>I</w:t>
       </w:r>
       <w:r>
-        <w:t>f the computer running cron crashes, the scheduled tasks won’t be executed, and the missed jobs will only be able to be run manually.</w:t>
+        <w:t xml:space="preserve">f the computer running </w:t>
+      </w:r>
+      <w:proofErr w:type="spellStart"/>
+      <w:r>
+        <w:t>cron</w:t>
+      </w:r>
+      <w:proofErr w:type="spellEnd"/>
+      <w:r>
+        <w:t xml:space="preserve"> crashes, the scheduled tasks won’t be executed, and the missed jobs will only be able to be run manually.</w:t>
       </w:r>
     </w:p>
     <w:p>
@@ -746,16 +878,32 @@
         <w:pStyle w:val="ListParagraph"/>
         <w:numPr>
           <w:ilvl w:val="0"/>
-          <w:numId w:val="42"/>
+          <w:numId w:val="3"/>
         </w:numPr>
       </w:pPr>
       <w:r>
-        <w:t>No auto-retry mechanism. Cron is designed to run at strictly specified times. If a task fails, it won’t run again until the next scheduled time. This makes cron unsuitable for incremental tasks.</w:t>
-      </w:r>
-    </w:p>
-    <w:p>
-      <w:r>
-        <w:t>With these limitations, cron is an excellent solution for simple tasks that run at a specific time with regular intervals of at least 60 seconds.</w:t>
+        <w:t xml:space="preserve">No auto-retry mechanism. Cron is designed to run at strictly specified times. If a task fails, it won’t run again until the next scheduled time. This makes </w:t>
+      </w:r>
+      <w:proofErr w:type="spellStart"/>
+      <w:r>
+        <w:t>cron</w:t>
+      </w:r>
+      <w:proofErr w:type="spellEnd"/>
+      <w:r>
+        <w:t xml:space="preserve"> unsuitable for incremental tasks.</w:t>
+      </w:r>
+    </w:p>
+    <w:p>
+      <w:r>
+        <w:t xml:space="preserve">With these limitations, </w:t>
+      </w:r>
+      <w:proofErr w:type="spellStart"/>
+      <w:r>
+        <w:t>cron</w:t>
+      </w:r>
+      <w:proofErr w:type="spellEnd"/>
+      <w:r>
+        <w:t xml:space="preserve"> is an excellent solution for simple tasks that run at a specific time with regular intervals of at least 60 seconds.</w:t>
       </w:r>
     </w:p>
     <w:p>
@@ -765,7 +913,23 @@
     </w:p>
     <w:p>
       <w:r>
-        <w:t>Before proceeding with the basic operations of cron, it’s essential to know the different cron job configuration files:</w:t>
+        <w:t xml:space="preserve">Before proceeding with the basic operations of </w:t>
+      </w:r>
+      <w:proofErr w:type="spellStart"/>
+      <w:r>
+        <w:t>cron</w:t>
+      </w:r>
+      <w:proofErr w:type="spellEnd"/>
+      <w:r>
+        <w:t xml:space="preserve">, it’s essential to know the different </w:t>
+      </w:r>
+      <w:proofErr w:type="spellStart"/>
+      <w:r>
+        <w:t>cron</w:t>
+      </w:r>
+      <w:proofErr w:type="spellEnd"/>
+      <w:r>
+        <w:t xml:space="preserve"> job configuration files:</w:t>
       </w:r>
     </w:p>
     <w:p>
@@ -773,7 +937,7 @@
         <w:pStyle w:val="ListParagraph"/>
         <w:numPr>
           <w:ilvl w:val="0"/>
-          <w:numId w:val="43"/>
+          <w:numId w:val="4"/>
         </w:numPr>
       </w:pPr>
       <w:r>
@@ -785,18 +949,26 @@
         <w:pStyle w:val="ListParagraph"/>
         <w:numPr>
           <w:ilvl w:val="0"/>
-          <w:numId w:val="43"/>
+          <w:numId w:val="4"/>
         </w:numPr>
       </w:pPr>
       <w:r>
-        <w:t>The user crontab. This file lets users create and edit cron jobs that only apply at the user level.</w:t>
+        <w:t xml:space="preserve">The user crontab. This file lets users create and edit </w:t>
+      </w:r>
+      <w:proofErr w:type="spellStart"/>
+      <w:r>
+        <w:t>cron</w:t>
+      </w:r>
+      <w:proofErr w:type="spellEnd"/>
+      <w:r>
+        <w:t xml:space="preserve"> jobs that only apply at the user level.</w:t>
       </w:r>
     </w:p>
     <w:p>
       <w:pPr>
         <w:pStyle w:val="Heading2"/>
       </w:pPr>
-      <w:bookmarkStart w:id="2" w:name="_Toc162092025"/>
+      <w:bookmarkStart w:id="2" w:name="_Toc194380979"/>
       <w:r>
         <w:t>Create or Edit a crontab File</w:t>
       </w:r>
@@ -837,7 +1009,15 @@
     <w:bookmarkEnd w:id="3"/>
     <w:p>
       <w:r>
-        <w:t>If no crontab files are found in your system, the command will automatically create a new one. crontab -e allows you to add, edit, and delete cron jobs.</w:t>
+        <w:t xml:space="preserve">If no crontab files are found in your system, the command will automatically create a new one. crontab -e allows you to add, edit, and delete </w:t>
+      </w:r>
+      <w:proofErr w:type="spellStart"/>
+      <w:r>
+        <w:t>cron</w:t>
+      </w:r>
+      <w:proofErr w:type="spellEnd"/>
+      <w:r>
+        <w:t xml:space="preserve"> jobs.</w:t>
       </w:r>
     </w:p>
     <w:p>
@@ -905,8 +1085,13 @@
               <w:pStyle w:val="Code"/>
             </w:pPr>
             <w:r>
-              <w:t>crontab -i</w:t>
+              <w:t>crontab -</w:t>
             </w:r>
+            <w:proofErr w:type="spellStart"/>
+            <w:r>
+              <w:t>i</w:t>
+            </w:r>
+            <w:proofErr w:type="spellEnd"/>
           </w:p>
         </w:tc>
       </w:tr>
@@ -926,7 +1111,7 @@
       <w:pPr>
         <w:pStyle w:val="Heading2"/>
       </w:pPr>
-      <w:bookmarkStart w:id="4" w:name="_Toc162092026"/>
+      <w:bookmarkStart w:id="4" w:name="_Toc194380980"/>
       <w:r>
         <w:t>Cron Syntax</w:t>
       </w:r>
@@ -940,7 +1125,15 @@
         <w:t xml:space="preserve"> look at</w:t>
       </w:r>
       <w:r>
-        <w:t xml:space="preserve"> cron’s syntax and formatting</w:t>
+        <w:t xml:space="preserve"> </w:t>
+      </w:r>
+      <w:proofErr w:type="spellStart"/>
+      <w:r>
+        <w:t>cron’s</w:t>
+      </w:r>
+      <w:proofErr w:type="spellEnd"/>
+      <w:r>
+        <w:t xml:space="preserve"> syntax and formatting</w:t>
       </w:r>
       <w:r>
         <w:t>.</w:t>
@@ -1025,7 +1218,7 @@
         <w:pStyle w:val="ListParagraph"/>
         <w:numPr>
           <w:ilvl w:val="0"/>
-          <w:numId w:val="44"/>
+          <w:numId w:val="5"/>
         </w:numPr>
       </w:pPr>
       <w:r>
@@ -1051,7 +1244,7 @@
         <w:pStyle w:val="ListParagraph"/>
         <w:numPr>
           <w:ilvl w:val="0"/>
-          <w:numId w:val="44"/>
+          <w:numId w:val="5"/>
         </w:numPr>
       </w:pPr>
       <w:r>
@@ -1077,7 +1270,7 @@
         <w:pStyle w:val="ListParagraph"/>
         <w:numPr>
           <w:ilvl w:val="0"/>
-          <w:numId w:val="44"/>
+          <w:numId w:val="5"/>
         </w:numPr>
       </w:pPr>
       <w:r>
@@ -1103,7 +1296,7 @@
         <w:pStyle w:val="ListParagraph"/>
         <w:numPr>
           <w:ilvl w:val="0"/>
-          <w:numId w:val="44"/>
+          <w:numId w:val="5"/>
         </w:numPr>
       </w:pPr>
       <w:r>
@@ -1129,7 +1322,7 @@
         <w:pStyle w:val="ListParagraph"/>
         <w:numPr>
           <w:ilvl w:val="0"/>
-          <w:numId w:val="44"/>
+          <w:numId w:val="5"/>
         </w:numPr>
       </w:pPr>
       <w:r>
@@ -1158,7 +1351,23 @@
     <w:p>
       <w:r>
         <w:lastRenderedPageBreak/>
-        <w:t>If you want to set up a cron job to run root/backup.sh every Friday at 5:37 pm, here’s what your cron command should look like:</w:t>
+        <w:t xml:space="preserve">If you want to set up a </w:t>
+      </w:r>
+      <w:proofErr w:type="spellStart"/>
+      <w:r>
+        <w:t>cron</w:t>
+      </w:r>
+      <w:proofErr w:type="spellEnd"/>
+      <w:r>
+        <w:t xml:space="preserve"> job to run root/backup.sh every Friday at 5:37 pm, here’s what your </w:t>
+      </w:r>
+      <w:proofErr w:type="spellStart"/>
+      <w:r>
+        <w:t>cron</w:t>
+      </w:r>
+      <w:proofErr w:type="spellEnd"/>
+      <w:r>
+        <w:t xml:space="preserve"> command should look like:</w:t>
       </w:r>
     </w:p>
     <w:tbl>
@@ -1200,7 +1409,15 @@
     </w:p>
     <w:p>
       <w:r>
-        <w:t>If you’re not sure about manually writing the cron syntax, you can use free tools like</w:t>
+        <w:t xml:space="preserve">If you’re not sure about manually writing the </w:t>
+      </w:r>
+      <w:proofErr w:type="spellStart"/>
+      <w:r>
+        <w:t>cron</w:t>
+      </w:r>
+      <w:proofErr w:type="spellEnd"/>
+      <w:r>
+        <w:t xml:space="preserve"> syntax, you can use free tools like</w:t>
       </w:r>
       <w:r>
         <w:t xml:space="preserve"> the following</w:t>
@@ -1214,7 +1431,7 @@
         <w:pStyle w:val="ListParagraph"/>
         <w:numPr>
           <w:ilvl w:val="0"/>
-          <w:numId w:val="46"/>
+          <w:numId w:val="6"/>
         </w:numPr>
       </w:pPr>
       <w:hyperlink r:id="rId9" w:history="1">
@@ -1228,7 +1445,23 @@
     </w:p>
     <w:p>
       <w:r>
-        <w:t>To set the correct time for your cron command, knowledge of cron job operators is essential. They allow you to specify which values you want to enter in each field. You need to use proper operators in all crontab files.</w:t>
+        <w:t xml:space="preserve">To set the correct time for your </w:t>
+      </w:r>
+      <w:proofErr w:type="spellStart"/>
+      <w:r>
+        <w:t>cron</w:t>
+      </w:r>
+      <w:proofErr w:type="spellEnd"/>
+      <w:r>
+        <w:t xml:space="preserve"> command, knowledge of </w:t>
+      </w:r>
+      <w:proofErr w:type="spellStart"/>
+      <w:r>
+        <w:t>cron</w:t>
+      </w:r>
+      <w:proofErr w:type="spellEnd"/>
+      <w:r>
+        <w:t xml:space="preserve"> job operators is essential. They allow you to specify which values you want to enter in each field. You need to use proper operators in all crontab files.</w:t>
       </w:r>
     </w:p>
     <w:p>
@@ -1236,7 +1469,7 @@
         <w:pStyle w:val="ListParagraph"/>
         <w:numPr>
           <w:ilvl w:val="0"/>
-          <w:numId w:val="48"/>
+          <w:numId w:val="8"/>
         </w:numPr>
       </w:pPr>
       <w:r>
@@ -1247,7 +1480,15 @@
         <w:t>Asterisk (*)</w:t>
       </w:r>
       <w:r>
-        <w:t xml:space="preserve"> Use this operator to signify all possible values in a field. For example, if you want your cron job to run every minute, write an asterisk in the Minute field.</w:t>
+        <w:t xml:space="preserve"> Use this operator to signify all possible values in a field. For example, if you want your </w:t>
+      </w:r>
+      <w:proofErr w:type="spellStart"/>
+      <w:r>
+        <w:t>cron</w:t>
+      </w:r>
+      <w:proofErr w:type="spellEnd"/>
+      <w:r>
+        <w:t xml:space="preserve"> job to run every minute, write an asterisk in the Minute field.</w:t>
       </w:r>
     </w:p>
     <w:p>
@@ -1255,7 +1496,7 @@
         <w:pStyle w:val="ListParagraph"/>
         <w:numPr>
           <w:ilvl w:val="0"/>
-          <w:numId w:val="48"/>
+          <w:numId w:val="8"/>
         </w:numPr>
       </w:pPr>
       <w:r>
@@ -1274,7 +1515,7 @@
         <w:pStyle w:val="ListParagraph"/>
         <w:numPr>
           <w:ilvl w:val="0"/>
-          <w:numId w:val="48"/>
+          <w:numId w:val="8"/>
         </w:numPr>
       </w:pPr>
       <w:r>
@@ -1285,7 +1526,15 @@
         <w:t>Hyphen (-)</w:t>
       </w:r>
       <w:r>
-        <w:t xml:space="preserve"> Use this operator to determine a range of values. For example, if you want to set up a cron job from June to September, writing 6-9 in the Month field will do the job.</w:t>
+        <w:t xml:space="preserve"> Use this operator to determine a range of values. For example, if you want to set up a </w:t>
+      </w:r>
+      <w:proofErr w:type="spellStart"/>
+      <w:r>
+        <w:t>cron</w:t>
+      </w:r>
+      <w:proofErr w:type="spellEnd"/>
+      <w:r>
+        <w:t xml:space="preserve"> job from June to September, writing 6-9 in the Month field will do the job.</w:t>
       </w:r>
     </w:p>
     <w:p>
@@ -1293,7 +1542,7 @@
         <w:pStyle w:val="ListParagraph"/>
         <w:numPr>
           <w:ilvl w:val="0"/>
-          <w:numId w:val="48"/>
+          <w:numId w:val="8"/>
         </w:numPr>
       </w:pPr>
       <w:r>
@@ -1312,7 +1561,7 @@
         <w:pStyle w:val="ListParagraph"/>
         <w:numPr>
           <w:ilvl w:val="0"/>
-          <w:numId w:val="48"/>
+          <w:numId w:val="8"/>
         </w:numPr>
       </w:pPr>
       <w:r>
@@ -1331,7 +1580,7 @@
         <w:pStyle w:val="ListParagraph"/>
         <w:numPr>
           <w:ilvl w:val="0"/>
-          <w:numId w:val="48"/>
+          <w:numId w:val="8"/>
         </w:numPr>
       </w:pPr>
       <w:r>
@@ -1350,7 +1599,7 @@
         <w:pStyle w:val="ListParagraph"/>
         <w:numPr>
           <w:ilvl w:val="0"/>
-          <w:numId w:val="48"/>
+          <w:numId w:val="8"/>
         </w:numPr>
       </w:pPr>
       <w:r>
@@ -1369,7 +1618,7 @@
         <w:pStyle w:val="ListParagraph"/>
         <w:numPr>
           <w:ilvl w:val="0"/>
-          <w:numId w:val="48"/>
+          <w:numId w:val="8"/>
         </w:numPr>
       </w:pPr>
       <w:r>
@@ -1387,7 +1636,7 @@
       <w:pPr>
         <w:pStyle w:val="Heading2"/>
       </w:pPr>
-      <w:bookmarkStart w:id="5" w:name="_Toc162092027"/>
+      <w:bookmarkStart w:id="5" w:name="_Toc194380981"/>
       <w:r>
         <w:lastRenderedPageBreak/>
         <w:t>Cron Job Special Strings</w:t>
@@ -1396,7 +1645,15 @@
     </w:p>
     <w:p>
       <w:r>
-        <w:t>Special strings are used to schedule cron jobs at time intervals without the user having to figure out the logical set of numbers to input. To use them, write an @ followed by a simple phrase.</w:t>
+        <w:t xml:space="preserve">Special strings are used to schedule </w:t>
+      </w:r>
+      <w:proofErr w:type="spellStart"/>
+      <w:r>
+        <w:t>cron</w:t>
+      </w:r>
+      <w:proofErr w:type="spellEnd"/>
+      <w:r>
+        <w:t xml:space="preserve"> jobs at time intervals without the user having to figure out the logical set of numbers to input. To use them, write an @ followed by a simple phrase.</w:t>
       </w:r>
     </w:p>
     <w:p>
@@ -1409,7 +1666,7 @@
         <w:pStyle w:val="ListParagraph"/>
         <w:numPr>
           <w:ilvl w:val="0"/>
-          <w:numId w:val="47"/>
+          <w:numId w:val="7"/>
         </w:numPr>
       </w:pPr>
       <w:r>
@@ -1428,7 +1685,7 @@
         <w:pStyle w:val="ListParagraph"/>
         <w:numPr>
           <w:ilvl w:val="0"/>
-          <w:numId w:val="47"/>
+          <w:numId w:val="7"/>
         </w:numPr>
       </w:pPr>
       <w:r>
@@ -1457,7 +1714,7 @@
         <w:pStyle w:val="ListParagraph"/>
         <w:numPr>
           <w:ilvl w:val="0"/>
-          <w:numId w:val="47"/>
+          <w:numId w:val="7"/>
         </w:numPr>
       </w:pPr>
       <w:r>
@@ -1476,7 +1733,7 @@
         <w:pStyle w:val="ListParagraph"/>
         <w:numPr>
           <w:ilvl w:val="0"/>
-          <w:numId w:val="47"/>
+          <w:numId w:val="7"/>
         </w:numPr>
       </w:pPr>
       <w:r>
@@ -1495,7 +1752,7 @@
         <w:pStyle w:val="ListParagraph"/>
         <w:numPr>
           <w:ilvl w:val="0"/>
-          <w:numId w:val="47"/>
+          <w:numId w:val="7"/>
         </w:numPr>
       </w:pPr>
       <w:r>
@@ -1514,7 +1771,7 @@
         <w:pStyle w:val="ListParagraph"/>
         <w:numPr>
           <w:ilvl w:val="0"/>
-          <w:numId w:val="47"/>
+          <w:numId w:val="7"/>
         </w:numPr>
       </w:pPr>
       <w:r>
@@ -1532,7 +1789,7 @@
       <w:pPr>
         <w:pStyle w:val="Heading1"/>
       </w:pPr>
-      <w:bookmarkStart w:id="6" w:name="_Toc162092029"/>
+      <w:bookmarkStart w:id="6" w:name="_Toc194380982"/>
       <w:r>
         <w:t>Tutorial</w:t>
       </w:r>
@@ -1551,7 +1808,7 @@
         <w:pStyle w:val="ListParagraph"/>
         <w:numPr>
           <w:ilvl w:val="0"/>
-          <w:numId w:val="49"/>
+          <w:numId w:val="9"/>
         </w:numPr>
       </w:pPr>
       <w:r>
@@ -1580,7 +1837,7 @@
         <w:pStyle w:val="ListParagraph"/>
         <w:numPr>
           <w:ilvl w:val="0"/>
-          <w:numId w:val="49"/>
+          <w:numId w:val="9"/>
         </w:numPr>
       </w:pPr>
       <w:r>
@@ -1595,7 +1852,7 @@
         <w:pStyle w:val="ListParagraph"/>
         <w:numPr>
           <w:ilvl w:val="0"/>
-          <w:numId w:val="49"/>
+          <w:numId w:val="9"/>
         </w:numPr>
       </w:pPr>
       <w:r>
@@ -1609,18 +1866,16 @@
       </w:r>
     </w:p>
     <w:p>
-      <w:pPr>
-        <w:ind w:left="360"/>
-      </w:pPr>
       <w:r>
         <w:rPr>
           <w:noProof/>
         </w:rPr>
+        <w:lastRenderedPageBreak/>
         <w:drawing>
-          <wp:inline distT="0" distB="0" distL="0" distR="0" wp14:anchorId="00A62153" wp14:editId="42CD9120">
-            <wp:extent cx="4489704" cy="1106424"/>
-            <wp:effectExtent l="38100" t="38100" r="101600" b="93980"/>
-            <wp:docPr id="5" name="Picture 5" descr="Shape&#10;&#10;Description automatically generated"/>
+          <wp:inline distT="0" distB="0" distL="0" distR="0" wp14:anchorId="2B4FF933" wp14:editId="0D704852">
+            <wp:extent cx="4389120" cy="3593592"/>
+            <wp:effectExtent l="38100" t="38100" r="87630" b="102235"/>
+            <wp:docPr id="900324621" name="Picture 1" descr="A screenshot of a computer program&#10;&#10;AI-generated content may be incorrect."/>
             <wp:cNvGraphicFramePr>
               <a:graphicFrameLocks xmlns:a="http://schemas.openxmlformats.org/drawingml/2006/main" noChangeAspect="1"/>
             </wp:cNvGraphicFramePr>
@@ -1628,7 +1883,7 @@
               <a:graphicData uri="http://schemas.openxmlformats.org/drawingml/2006/picture">
                 <pic:pic xmlns:pic="http://schemas.openxmlformats.org/drawingml/2006/picture">
                   <pic:nvPicPr>
-                    <pic:cNvPr id="5" name="Picture 5" descr="Shape&#10;&#10;Description automatically generated"/>
+                    <pic:cNvPr id="900324621" name="Picture 1" descr="A screenshot of a computer program&#10;&#10;AI-generated content may be incorrect."/>
                     <pic:cNvPicPr/>
                   </pic:nvPicPr>
                   <pic:blipFill>
@@ -1640,7 +1895,7 @@
                   <pic:spPr>
                     <a:xfrm>
                       <a:off x="0" y="0"/>
-                      <a:ext cx="4489704" cy="1106424"/>
+                      <a:ext cx="4389120" cy="3593592"/>
                     </a:xfrm>
                     <a:prstGeom prst="rect">
                       <a:avLst/>
@@ -1672,7 +1927,7 @@
         <w:pStyle w:val="ListParagraph"/>
         <w:numPr>
           <w:ilvl w:val="0"/>
-          <w:numId w:val="49"/>
+          <w:numId w:val="9"/>
         </w:numPr>
       </w:pPr>
       <w:r>
@@ -1702,7 +1957,7 @@
         <w:pStyle w:val="ListParagraph"/>
         <w:numPr>
           <w:ilvl w:val="0"/>
-          <w:numId w:val="49"/>
+          <w:numId w:val="9"/>
         </w:numPr>
       </w:pPr>
       <w:r>
@@ -1735,7 +1990,7 @@
         <w:pStyle w:val="ListParagraph"/>
         <w:numPr>
           <w:ilvl w:val="0"/>
-          <w:numId w:val="49"/>
+          <w:numId w:val="9"/>
         </w:numPr>
       </w:pPr>
       <w:r>
@@ -1747,7 +2002,7 @@
         <w:pStyle w:val="ListParagraph"/>
         <w:numPr>
           <w:ilvl w:val="0"/>
-          <w:numId w:val="49"/>
+          <w:numId w:val="9"/>
         </w:numPr>
       </w:pPr>
       <w:r>
@@ -1766,7 +2021,7 @@
         <w:pStyle w:val="ListParagraph"/>
         <w:numPr>
           <w:ilvl w:val="0"/>
-          <w:numId w:val="49"/>
+          <w:numId w:val="9"/>
         </w:numPr>
       </w:pPr>
       <w:r>
@@ -1781,11 +2036,10 @@
         <w:pStyle w:val="ListParagraph"/>
         <w:numPr>
           <w:ilvl w:val="0"/>
-          <w:numId w:val="49"/>
+          <w:numId w:val="9"/>
         </w:numPr>
       </w:pPr>
       <w:r>
-        <w:lastRenderedPageBreak/>
         <w:t>Insert a screenshot</w:t>
       </w:r>
       <w:r>
@@ -1839,25 +2093,43 @@
         <w:pStyle w:val="ListParagraph"/>
         <w:numPr>
           <w:ilvl w:val="0"/>
-          <w:numId w:val="49"/>
+          <w:numId w:val="9"/>
         </w:numPr>
       </w:pPr>
       <w:r>
         <w:t xml:space="preserve">Type: </w:t>
       </w:r>
+      <w:proofErr w:type="spellStart"/>
       <w:r>
         <w:rPr>
           <w:b/>
           <w:bCs/>
         </w:rPr>
-        <w:t xml:space="preserve">sudo </w:t>
-      </w:r>
+        <w:t>sudo</w:t>
+      </w:r>
+      <w:proofErr w:type="spellEnd"/>
       <w:r>
         <w:rPr>
           <w:b/>
           <w:bCs/>
         </w:rPr>
-        <w:t>chmod 7</w:t>
+        <w:t xml:space="preserve"> </w:t>
+      </w:r>
+      <w:proofErr w:type="spellStart"/>
+      <w:r>
+        <w:rPr>
+          <w:b/>
+          <w:bCs/>
+        </w:rPr>
+        <w:t>chmod</w:t>
+      </w:r>
+      <w:proofErr w:type="spellEnd"/>
+      <w:r>
+        <w:rPr>
+          <w:b/>
+          <w:bCs/>
+        </w:rPr>
+        <w:t xml:space="preserve"> 7</w:t>
       </w:r>
       <w:r>
         <w:rPr>
@@ -1886,7 +2158,7 @@
         <w:pStyle w:val="ListParagraph"/>
         <w:numPr>
           <w:ilvl w:val="0"/>
-          <w:numId w:val="49"/>
+          <w:numId w:val="9"/>
         </w:numPr>
       </w:pPr>
       <w:r>
@@ -1905,7 +2177,7 @@
         <w:pStyle w:val="ListParagraph"/>
         <w:numPr>
           <w:ilvl w:val="0"/>
-          <w:numId w:val="49"/>
+          <w:numId w:val="9"/>
         </w:numPr>
       </w:pPr>
       <w:r>
@@ -1953,7 +2225,7 @@
         <w:pStyle w:val="ListParagraph"/>
         <w:numPr>
           <w:ilvl w:val="0"/>
-          <w:numId w:val="49"/>
+          <w:numId w:val="9"/>
         </w:numPr>
       </w:pPr>
       <w:r>
@@ -2006,6 +2278,7 @@
     </w:sdt>
     <w:p>
       <w:r>
+        <w:lastRenderedPageBreak/>
         <w:t>Let’s test our script to make sure it works.</w:t>
       </w:r>
       <w:r>
@@ -2017,7 +2290,7 @@
         <w:pStyle w:val="ListParagraph"/>
         <w:numPr>
           <w:ilvl w:val="0"/>
-          <w:numId w:val="49"/>
+          <w:numId w:val="9"/>
         </w:numPr>
       </w:pPr>
       <w:r>
@@ -2036,7 +2309,7 @@
         <w:pStyle w:val="ListParagraph"/>
         <w:numPr>
           <w:ilvl w:val="0"/>
-          <w:numId w:val="49"/>
+          <w:numId w:val="9"/>
         </w:numPr>
       </w:pPr>
       <w:r>
@@ -2076,7 +2349,7 @@
         <w:pStyle w:val="ListParagraph"/>
         <w:numPr>
           <w:ilvl w:val="0"/>
-          <w:numId w:val="49"/>
+          <w:numId w:val="9"/>
         </w:numPr>
       </w:pPr>
       <w:r>
@@ -2095,7 +2368,7 @@
         <w:pStyle w:val="ListParagraph"/>
         <w:numPr>
           <w:ilvl w:val="0"/>
-          <w:numId w:val="49"/>
+          <w:numId w:val="9"/>
         </w:numPr>
       </w:pPr>
       <w:r>
@@ -2133,47 +2406,33 @@
     </w:sdt>
     <w:p>
       <w:pPr>
+        <w:pStyle w:val="Heading1"/>
+      </w:pPr>
+      <w:bookmarkStart w:id="7" w:name="_Toc194380983"/>
+      <w:r>
+        <w:t xml:space="preserve">Create </w:t>
+      </w:r>
+      <w:proofErr w:type="spellStart"/>
+      <w:r>
+        <w:t>cron</w:t>
+      </w:r>
+      <w:proofErr w:type="spellEnd"/>
+      <w:r>
+        <w:t xml:space="preserve"> job</w:t>
+      </w:r>
+      <w:bookmarkEnd w:id="7"/>
+    </w:p>
+    <w:p>
+      <w:r>
+        <w:t>We are going to schedule our script to run every 60 seconds. This will allow us to see if it works properly.</w:t>
+      </w:r>
+    </w:p>
+    <w:p>
+      <w:pPr>
         <w:pStyle w:val="ListParagraph"/>
         <w:numPr>
           <w:ilvl w:val="0"/>
-          <w:numId w:val="49"/>
-        </w:numPr>
-      </w:pPr>
-      <w:r>
-        <w:t xml:space="preserve">At a terminal prompt </w:t>
-      </w:r>
-      <w:r>
-        <w:sym w:font="Wingdings" w:char="F0E0"/>
-      </w:r>
-      <w:r>
-        <w:t xml:space="preserve"> </w:t>
-      </w:r>
-      <w:r>
-        <w:rPr>
-          <w:b/>
-          <w:bCs/>
-        </w:rPr>
-        <w:t>crontab -e</w:t>
-      </w:r>
-    </w:p>
-    <w:p>
-      <w:pPr>
-        <w:pStyle w:val="ListParagraph"/>
-        <w:numPr>
-          <w:ilvl w:val="0"/>
-          <w:numId w:val="49"/>
-        </w:numPr>
-      </w:pPr>
-      <w:r>
-        <w:t>We are going to schedule our script to run every 60 seconds. This will allow us to see if it works properly.</w:t>
-      </w:r>
-    </w:p>
-    <w:p>
-      <w:pPr>
-        <w:pStyle w:val="ListParagraph"/>
-        <w:numPr>
-          <w:ilvl w:val="0"/>
-          <w:numId w:val="49"/>
+          <w:numId w:val="10"/>
         </w:numPr>
       </w:pPr>
       <w:r>
@@ -2196,7 +2455,7 @@
         <w:pStyle w:val="ListParagraph"/>
         <w:numPr>
           <w:ilvl w:val="0"/>
-          <w:numId w:val="49"/>
+          <w:numId w:val="10"/>
         </w:numPr>
       </w:pPr>
       <w:r>
@@ -2208,7 +2467,7 @@
         <w:pStyle w:val="ListParagraph"/>
         <w:numPr>
           <w:ilvl w:val="0"/>
-          <w:numId w:val="49"/>
+          <w:numId w:val="10"/>
         </w:numPr>
       </w:pPr>
       <w:r>
@@ -2227,7 +2486,7 @@
         <w:pStyle w:val="ListParagraph"/>
         <w:numPr>
           <w:ilvl w:val="0"/>
-          <w:numId w:val="49"/>
+          <w:numId w:val="10"/>
         </w:numPr>
       </w:pPr>
       <w:r>
@@ -2267,7 +2526,7 @@
         <w:pStyle w:val="ListParagraph"/>
         <w:numPr>
           <w:ilvl w:val="0"/>
-          <w:numId w:val="49"/>
+          <w:numId w:val="10"/>
         </w:numPr>
       </w:pPr>
       <w:r>
@@ -2286,7 +2545,7 @@
         <w:pStyle w:val="ListParagraph"/>
         <w:numPr>
           <w:ilvl w:val="0"/>
-          <w:numId w:val="49"/>
+          <w:numId w:val="10"/>
         </w:numPr>
       </w:pPr>
       <w:r>
@@ -2301,12 +2560,11 @@
         <w:rPr>
           <w:noProof/>
         </w:rPr>
-        <w:lastRenderedPageBreak/>
         <w:drawing>
-          <wp:inline distT="0" distB="0" distL="0" distR="0" wp14:anchorId="27258077" wp14:editId="118E2E76">
-            <wp:extent cx="4251960" cy="2066544"/>
-            <wp:effectExtent l="38100" t="38100" r="91440" b="86360"/>
-            <wp:docPr id="4" name="Picture 4" descr="Graphical user interface, text, application, chat or text message&#10;&#10;Description automatically generated"/>
+          <wp:inline distT="0" distB="0" distL="0" distR="0" wp14:anchorId="6C654799" wp14:editId="6FE9E4BA">
+            <wp:extent cx="4297680" cy="2267712"/>
+            <wp:effectExtent l="38100" t="38100" r="102870" b="94615"/>
+            <wp:docPr id="759723282" name="Picture 1" descr="A screenshot of a message&#10;&#10;AI-generated content may be incorrect."/>
             <wp:cNvGraphicFramePr>
               <a:graphicFrameLocks xmlns:a="http://schemas.openxmlformats.org/drawingml/2006/main" noChangeAspect="1"/>
             </wp:cNvGraphicFramePr>
@@ -2314,7 +2572,7 @@
               <a:graphicData uri="http://schemas.openxmlformats.org/drawingml/2006/picture">
                 <pic:pic xmlns:pic="http://schemas.openxmlformats.org/drawingml/2006/picture">
                   <pic:nvPicPr>
-                    <pic:cNvPr id="4" name="Picture 4" descr="Graphical user interface, text, application, chat or text message&#10;&#10;Description automatically generated"/>
+                    <pic:cNvPr id="759723282" name="Picture 1" descr="A screenshot of a message&#10;&#10;AI-generated content may be incorrect."/>
                     <pic:cNvPicPr/>
                   </pic:nvPicPr>
                   <pic:blipFill>
@@ -2326,7 +2584,7 @@
                   <pic:spPr>
                     <a:xfrm>
                       <a:off x="0" y="0"/>
-                      <a:ext cx="4251960" cy="2066544"/>
+                      <a:ext cx="4297680" cy="2267712"/>
                     </a:xfrm>
                     <a:prstGeom prst="rect">
                       <a:avLst/>
@@ -2358,26 +2616,24 @@
         <w:pStyle w:val="ListParagraph"/>
         <w:numPr>
           <w:ilvl w:val="0"/>
-          <w:numId w:val="49"/>
+          <w:numId w:val="10"/>
         </w:numPr>
       </w:pPr>
       <w:r>
-        <w:t xml:space="preserve">Copy and paste the crontab line </w:t>
-      </w:r>
-      <w:r>
-        <w:t xml:space="preserve">generated </w:t>
-      </w:r>
-      <w:r>
-        <w:t xml:space="preserve">into </w:t>
-      </w:r>
-      <w:r>
-        <w:t>nano</w:t>
-      </w:r>
-      <w:r>
-        <w:t xml:space="preserve">. </w:t>
-      </w:r>
-      <w:r>
-        <w:t>Don’t forget to change user1 to user.</w:t>
+        <w:t xml:space="preserve">At a terminal prompt </w:t>
+      </w:r>
+      <w:r>
+        <w:sym w:font="Wingdings" w:char="F0E0"/>
+      </w:r>
+      <w:r>
+        <w:t xml:space="preserve"> </w:t>
+      </w:r>
+      <w:r>
+        <w:rPr>
+          <w:b/>
+          <w:bCs/>
+        </w:rPr>
+        <w:t>crontab -e</w:t>
       </w:r>
     </w:p>
     <w:p>
@@ -2385,20 +2641,12 @@
         <w:pStyle w:val="ListParagraph"/>
         <w:numPr>
           <w:ilvl w:val="0"/>
-          <w:numId w:val="49"/>
+          <w:numId w:val="10"/>
         </w:numPr>
       </w:pPr>
       <w:r>
-        <w:t>Save the</w:t>
-      </w:r>
-      <w:r>
-        <w:t xml:space="preserve"> file and quit </w:t>
-      </w:r>
-      <w:r>
-        <w:t>nano</w:t>
-      </w:r>
-      <w:r>
-        <w:t>.</w:t>
+        <w:lastRenderedPageBreak/>
+        <w:t>Choose 1 for nano.</w:t>
       </w:r>
     </w:p>
     <w:p>
@@ -2406,7 +2654,64 @@
         <w:pStyle w:val="ListParagraph"/>
         <w:numPr>
           <w:ilvl w:val="0"/>
-          <w:numId w:val="49"/>
+          <w:numId w:val="10"/>
+        </w:numPr>
+      </w:pPr>
+      <w:r>
+        <w:t>Go to the bottom of the script.</w:t>
+      </w:r>
+    </w:p>
+    <w:p>
+      <w:pPr>
+        <w:pStyle w:val="ListParagraph"/>
+        <w:numPr>
+          <w:ilvl w:val="0"/>
+          <w:numId w:val="10"/>
+        </w:numPr>
+      </w:pPr>
+      <w:r>
+        <w:t xml:space="preserve">Copy and paste the crontab line </w:t>
+      </w:r>
+      <w:r>
+        <w:t xml:space="preserve">that you generated earlier </w:t>
+      </w:r>
+      <w:r>
+        <w:t xml:space="preserve">into </w:t>
+      </w:r>
+      <w:r>
+        <w:t>nano</w:t>
+      </w:r>
+      <w:r>
+        <w:t>.</w:t>
+      </w:r>
+    </w:p>
+    <w:p>
+      <w:pPr>
+        <w:pStyle w:val="ListParagraph"/>
+        <w:numPr>
+          <w:ilvl w:val="0"/>
+          <w:numId w:val="10"/>
+        </w:numPr>
+      </w:pPr>
+      <w:r>
+        <w:t>Save the</w:t>
+      </w:r>
+      <w:r>
+        <w:t xml:space="preserve"> file and quit </w:t>
+      </w:r>
+      <w:r>
+        <w:t>nano</w:t>
+      </w:r>
+      <w:r>
+        <w:t>.</w:t>
+      </w:r>
+    </w:p>
+    <w:p>
+      <w:pPr>
+        <w:pStyle w:val="ListParagraph"/>
+        <w:numPr>
+          <w:ilvl w:val="0"/>
+          <w:numId w:val="10"/>
         </w:numPr>
       </w:pPr>
       <w:r>
@@ -2419,10 +2724,10 @@
           <w:noProof/>
         </w:rPr>
         <w:drawing>
-          <wp:inline distT="0" distB="0" distL="0" distR="0" wp14:anchorId="0ECC0BF6" wp14:editId="59AD46A4">
-            <wp:extent cx="3733333" cy="609524"/>
-            <wp:effectExtent l="38100" t="38100" r="95885" b="95885"/>
-            <wp:docPr id="2" name="Picture 2" descr="Text&#10;&#10;Description automatically generated with medium confidence"/>
+          <wp:inline distT="0" distB="0" distL="0" distR="0" wp14:anchorId="7E845655" wp14:editId="3A1BCB04">
+            <wp:extent cx="4142232" cy="1408176"/>
+            <wp:effectExtent l="38100" t="38100" r="86995" b="97155"/>
+            <wp:docPr id="14916083" name="Picture 1" descr="A computer screen shot of a keyboard&#10;&#10;AI-generated content may be incorrect."/>
             <wp:cNvGraphicFramePr>
               <a:graphicFrameLocks xmlns:a="http://schemas.openxmlformats.org/drawingml/2006/main" noChangeAspect="1"/>
             </wp:cNvGraphicFramePr>
@@ -2430,7 +2735,7 @@
               <a:graphicData uri="http://schemas.openxmlformats.org/drawingml/2006/picture">
                 <pic:pic xmlns:pic="http://schemas.openxmlformats.org/drawingml/2006/picture">
                   <pic:nvPicPr>
-                    <pic:cNvPr id="2" name="Picture 2" descr="Text&#10;&#10;Description automatically generated with medium confidence"/>
+                    <pic:cNvPr id="14916083" name="Picture 1" descr="A computer screen shot of a keyboard&#10;&#10;AI-generated content may be incorrect."/>
                     <pic:cNvPicPr/>
                   </pic:nvPicPr>
                   <pic:blipFill>
@@ -2442,7 +2747,7 @@
                   <pic:spPr>
                     <a:xfrm>
                       <a:off x="0" y="0"/>
-                      <a:ext cx="3733333" cy="609524"/>
+                      <a:ext cx="4142232" cy="1408176"/>
                     </a:xfrm>
                     <a:prstGeom prst="rect">
                       <a:avLst/>
@@ -2474,7 +2779,7 @@
         <w:pStyle w:val="ListParagraph"/>
         <w:numPr>
           <w:ilvl w:val="0"/>
-          <w:numId w:val="49"/>
+          <w:numId w:val="10"/>
         </w:numPr>
       </w:pPr>
       <w:r>
@@ -2492,7 +2797,7 @@
         <w:pStyle w:val="ListParagraph"/>
         <w:numPr>
           <w:ilvl w:val="0"/>
-          <w:numId w:val="49"/>
+          <w:numId w:val="10"/>
         </w:numPr>
       </w:pPr>
       <w:r>
@@ -2511,7 +2816,7 @@
         <w:pStyle w:val="ListParagraph"/>
         <w:numPr>
           <w:ilvl w:val="0"/>
-          <w:numId w:val="49"/>
+          <w:numId w:val="10"/>
         </w:numPr>
       </w:pPr>
       <w:r>
@@ -2529,7 +2834,7 @@
         <w:pStyle w:val="ListParagraph"/>
         <w:numPr>
           <w:ilvl w:val="0"/>
-          <w:numId w:val="49"/>
+          <w:numId w:val="10"/>
         </w:numPr>
       </w:pPr>
       <w:r>
@@ -2575,7 +2880,7 @@
         <w:pStyle w:val="ListParagraph"/>
         <w:numPr>
           <w:ilvl w:val="0"/>
-          <w:numId w:val="49"/>
+          <w:numId w:val="10"/>
         </w:numPr>
       </w:pPr>
       <w:r>
@@ -2587,36 +2892,52 @@
         <w:pStyle w:val="ListParagraph"/>
         <w:numPr>
           <w:ilvl w:val="0"/>
-          <w:numId w:val="49"/>
+          <w:numId w:val="10"/>
         </w:numPr>
       </w:pPr>
       <w:r>
         <w:t xml:space="preserve">Type: </w:t>
       </w:r>
+      <w:proofErr w:type="spellStart"/>
       <w:r>
         <w:rPr>
           <w:b/>
           <w:bCs/>
         </w:rPr>
-        <w:t>sudo crontab -r -u user</w:t>
+        <w:t>sudo</w:t>
+      </w:r>
+      <w:proofErr w:type="spellEnd"/>
+      <w:r>
+        <w:rPr>
+          <w:b/>
+          <w:bCs/>
+        </w:rPr>
+        <w:t xml:space="preserve"> crontab -r -u user</w:t>
       </w:r>
     </w:p>
     <w:p>
       <w:pPr>
         <w:pStyle w:val="Heading2"/>
       </w:pPr>
-      <w:bookmarkStart w:id="7" w:name="_Toc162092030"/>
+      <w:bookmarkStart w:id="8" w:name="_Toc194380984"/>
       <w:r>
         <w:t>Assignment Submission</w:t>
       </w:r>
-      <w:bookmarkEnd w:id="7"/>
-    </w:p>
-    <w:p>
-      <w:r>
-        <w:t>Attach this completed document to the assignment in BlackBoard.</w:t>
-      </w:r>
-    </w:p>
-    <w:p/>
+      <w:bookmarkEnd w:id="8"/>
+    </w:p>
+    <w:p>
+      <w:r>
+        <w:t xml:space="preserve">Attach this completed document to the assignment in </w:t>
+      </w:r>
+      <w:proofErr w:type="spellStart"/>
+      <w:r>
+        <w:t>BlackBoard</w:t>
+      </w:r>
+      <w:proofErr w:type="spellEnd"/>
+      <w:r>
+        <w:t>.</w:t>
+      </w:r>
+    </w:p>
     <w:sectPr>
       <w:headerReference w:type="even" r:id="rId14"/>
       <w:headerReference w:type="default" r:id="rId15"/>
@@ -2634,7 +2955,7 @@
 </file>
 
 <file path=word/endnotes.xml><?xml version="1.0" encoding="utf-8"?>
-<w:endnotes xmlns:wpc="http://schemas.microsoft.com/office/word/2010/wordprocessingCanvas" xmlns:cx="http://schemas.microsoft.com/office/drawing/2014/chartex" xmlns:cx1="http://schemas.microsoft.com/office/drawing/2015/9/8/chartex" xmlns:cx2="http://schemas.microsoft.com/office/drawing/2015/10/21/chartex" xmlns:cx3="http://schemas.microsoft.com/office/drawing/2016/5/9/chartex" xmlns:cx4="http://schemas.microsoft.com/office/drawing/2016/5/10/chartex" xmlns:cx5="http://schemas.microsoft.com/office/drawing/2016/5/11/chartex" xmlns:cx6="http://schemas.microsoft.com/office/drawing/2016/5/12/chartex" xmlns:cx7="http://schemas.microsoft.com/office/drawing/2016/5/13/chartex" xmlns:cx8="http://schemas.microsoft.com/office/drawing/2016/5/14/chartex" xmlns:mc="http://schemas.openxmlformats.org/markup-compatibility/2006" xmlns:aink="http://schemas.microsoft.com/office/drawing/2016/ink" xmlns:am3d="http://schemas.microsoft.com/office/drawing/2017/model3d" xmlns:o="urn:schemas-microsoft-com:office:office" xmlns:oel="http://schemas.microsoft.com/office/2019/extlst" xmlns:r="http://schemas.openxmlformats.org/officeDocument/2006/relationships" xmlns:m="http://schemas.openxmlformats.org/officeDocument/2006/math" xmlns:v="urn:schemas-microsoft-com:vml" xmlns:wp14="http://schemas.microsoft.com/office/word/2010/wordprocessingDrawing" xmlns:wp="http://schemas.openxmlformats.org/drawingml/2006/wordprocessingDrawing" xmlns:w10="urn:schemas-microsoft-com:office:word" xmlns:w="http://schemas.openxmlformats.org/wordprocessingml/2006/main" xmlns:w14="http://schemas.microsoft.com/office/word/2010/wordml" xmlns:w15="http://schemas.microsoft.com/office/word/2012/wordml" xmlns:w16cex="http://schemas.microsoft.com/office/word/2018/wordml/cex" xmlns:w16cid="http://schemas.microsoft.com/office/word/2016/wordml/cid" xmlns:w16="http://schemas.microsoft.com/office/word/2018/wordml" xmlns:w16du="http://schemas.microsoft.com/office/word/2023/wordml/word16du" xmlns:w16sdtdh="http://schemas.microsoft.com/office/word/2020/wordml/sdtdatahash" xmlns:w16se="http://schemas.microsoft.com/office/word/2015/wordml/symex" xmlns:wpg="http://schemas.microsoft.com/office/word/2010/wordprocessingGroup" xmlns:wpi="http://schemas.microsoft.com/office/word/2010/wordprocessingInk" xmlns:wne="http://schemas.microsoft.com/office/word/2006/wordml" xmlns:wps="http://schemas.microsoft.com/office/word/2010/wordprocessingShape" mc:Ignorable="w14 w15 w16se w16cid w16 w16cex w16sdtdh w16du wp14">
+<w:endnotes xmlns:wpc="http://schemas.microsoft.com/office/word/2010/wordprocessingCanvas" xmlns:cx="http://schemas.microsoft.com/office/drawing/2014/chartex" xmlns:cx1="http://schemas.microsoft.com/office/drawing/2015/9/8/chartex" xmlns:cx2="http://schemas.microsoft.com/office/drawing/2015/10/21/chartex" xmlns:cx3="http://schemas.microsoft.com/office/drawing/2016/5/9/chartex" xmlns:cx4="http://schemas.microsoft.com/office/drawing/2016/5/10/chartex" xmlns:cx5="http://schemas.microsoft.com/office/drawing/2016/5/11/chartex" xmlns:cx6="http://schemas.microsoft.com/office/drawing/2016/5/12/chartex" xmlns:cx7="http://schemas.microsoft.com/office/drawing/2016/5/13/chartex" xmlns:cx8="http://schemas.microsoft.com/office/drawing/2016/5/14/chartex" xmlns:mc="http://schemas.openxmlformats.org/markup-compatibility/2006" xmlns:aink="http://schemas.microsoft.com/office/drawing/2016/ink" xmlns:am3d="http://schemas.microsoft.com/office/drawing/2017/model3d" xmlns:o="urn:schemas-microsoft-com:office:office" xmlns:oel="http://schemas.microsoft.com/office/2019/extlst" xmlns:r="http://schemas.openxmlformats.org/officeDocument/2006/relationships" xmlns:m="http://schemas.openxmlformats.org/officeDocument/2006/math" xmlns:v="urn:schemas-microsoft-com:vml" xmlns:wp14="http://schemas.microsoft.com/office/word/2010/wordprocessingDrawing" xmlns:wp="http://schemas.openxmlformats.org/drawingml/2006/wordprocessingDrawing" xmlns:w10="urn:schemas-microsoft-com:office:word" xmlns:w="http://schemas.openxmlformats.org/wordprocessingml/2006/main" xmlns:w14="http://schemas.microsoft.com/office/word/2010/wordml" xmlns:w15="http://schemas.microsoft.com/office/word/2012/wordml" xmlns:w16cex="http://schemas.microsoft.com/office/word/2018/wordml/cex" xmlns:w16cid="http://schemas.microsoft.com/office/word/2016/wordml/cid" xmlns:w16="http://schemas.microsoft.com/office/word/2018/wordml" xmlns:w16du="http://schemas.microsoft.com/office/word/2023/wordml/word16du" xmlns:w16sdtdh="http://schemas.microsoft.com/office/word/2020/wordml/sdtdatahash" xmlns:w16sdtfl="http://schemas.microsoft.com/office/word/2024/wordml/sdtformatlock" xmlns:w16se="http://schemas.microsoft.com/office/word/2015/wordml/symex" xmlns:wpg="http://schemas.microsoft.com/office/word/2010/wordprocessingGroup" xmlns:wpi="http://schemas.microsoft.com/office/word/2010/wordprocessingInk" xmlns:wne="http://schemas.microsoft.com/office/word/2006/wordml" xmlns:wps="http://schemas.microsoft.com/office/word/2010/wordprocessingShape" mc:Ignorable="w14 w15 w16se w16cid w16 w16cex w16sdtdh w16sdtfl w16du wp14">
   <w:endnote w:type="separator" w:id="-1">
     <w:p>
       <w:pPr>
@@ -2659,7 +2980,7 @@
 </file>
 
 <file path=word/footer1.xml><?xml version="1.0" encoding="utf-8"?>
-<w:ftr xmlns:wpc="http://schemas.microsoft.com/office/word/2010/wordprocessingCanvas" xmlns:cx="http://schemas.microsoft.com/office/drawing/2014/chartex" xmlns:cx1="http://schemas.microsoft.com/office/drawing/2015/9/8/chartex" xmlns:cx2="http://schemas.microsoft.com/office/drawing/2015/10/21/chartex" xmlns:cx3="http://schemas.microsoft.com/office/drawing/2016/5/9/chartex" xmlns:cx4="http://schemas.microsoft.com/office/drawing/2016/5/10/chartex" xmlns:cx5="http://schemas.microsoft.com/office/drawing/2016/5/11/chartex" xmlns:cx6="http://schemas.microsoft.com/office/drawing/2016/5/12/chartex" xmlns:cx7="http://schemas.microsoft.com/office/drawing/2016/5/13/chartex" xmlns:cx8="http://schemas.microsoft.com/office/drawing/2016/5/14/chartex" xmlns:mc="http://schemas.openxmlformats.org/markup-compatibility/2006" xmlns:aink="http://schemas.microsoft.com/office/drawing/2016/ink" xmlns:am3d="http://schemas.microsoft.com/office/drawing/2017/model3d" xmlns:o="urn:schemas-microsoft-com:office:office" xmlns:oel="http://schemas.microsoft.com/office/2019/extlst" xmlns:r="http://schemas.openxmlformats.org/officeDocument/2006/relationships" xmlns:m="http://schemas.openxmlformats.org/officeDocument/2006/math" xmlns:v="urn:schemas-microsoft-com:vml" xmlns:wp14="http://schemas.microsoft.com/office/word/2010/wordprocessingDrawing" xmlns:wp="http://schemas.openxmlformats.org/drawingml/2006/wordprocessingDrawing" xmlns:w10="urn:schemas-microsoft-com:office:word" xmlns:w="http://schemas.openxmlformats.org/wordprocessingml/2006/main" xmlns:w14="http://schemas.microsoft.com/office/word/2010/wordml" xmlns:w15="http://schemas.microsoft.com/office/word/2012/wordml" xmlns:w16cex="http://schemas.microsoft.com/office/word/2018/wordml/cex" xmlns:w16cid="http://schemas.microsoft.com/office/word/2016/wordml/cid" xmlns:w16="http://schemas.microsoft.com/office/word/2018/wordml" xmlns:w16du="http://schemas.microsoft.com/office/word/2023/wordml/word16du" xmlns:w16sdtdh="http://schemas.microsoft.com/office/word/2020/wordml/sdtdatahash" xmlns:w16se="http://schemas.microsoft.com/office/word/2015/wordml/symex" xmlns:wpg="http://schemas.microsoft.com/office/word/2010/wordprocessingGroup" xmlns:wpi="http://schemas.microsoft.com/office/word/2010/wordprocessingInk" xmlns:wne="http://schemas.microsoft.com/office/word/2006/wordml" xmlns:wps="http://schemas.microsoft.com/office/word/2010/wordprocessingShape" mc:Ignorable="w14 w15 w16se w16cid w16 w16cex w16sdtdh w16du wp14">
+<w:ftr xmlns:wpc="http://schemas.microsoft.com/office/word/2010/wordprocessingCanvas" xmlns:cx="http://schemas.microsoft.com/office/drawing/2014/chartex" xmlns:cx1="http://schemas.microsoft.com/office/drawing/2015/9/8/chartex" xmlns:cx2="http://schemas.microsoft.com/office/drawing/2015/10/21/chartex" xmlns:cx3="http://schemas.microsoft.com/office/drawing/2016/5/9/chartex" xmlns:cx4="http://schemas.microsoft.com/office/drawing/2016/5/10/chartex" xmlns:cx5="http://schemas.microsoft.com/office/drawing/2016/5/11/chartex" xmlns:cx6="http://schemas.microsoft.com/office/drawing/2016/5/12/chartex" xmlns:cx7="http://schemas.microsoft.com/office/drawing/2016/5/13/chartex" xmlns:cx8="http://schemas.microsoft.com/office/drawing/2016/5/14/chartex" xmlns:mc="http://schemas.openxmlformats.org/markup-compatibility/2006" xmlns:aink="http://schemas.microsoft.com/office/drawing/2016/ink" xmlns:am3d="http://schemas.microsoft.com/office/drawing/2017/model3d" xmlns:o="urn:schemas-microsoft-com:office:office" xmlns:oel="http://schemas.microsoft.com/office/2019/extlst" xmlns:r="http://schemas.openxmlformats.org/officeDocument/2006/relationships" xmlns:m="http://schemas.openxmlformats.org/officeDocument/2006/math" xmlns:v="urn:schemas-microsoft-com:vml" xmlns:wp14="http://schemas.microsoft.com/office/word/2010/wordprocessingDrawing" xmlns:wp="http://schemas.openxmlformats.org/drawingml/2006/wordprocessingDrawing" xmlns:w10="urn:schemas-microsoft-com:office:word" xmlns:w="http://schemas.openxmlformats.org/wordprocessingml/2006/main" xmlns:w14="http://schemas.microsoft.com/office/word/2010/wordml" xmlns:w15="http://schemas.microsoft.com/office/word/2012/wordml" xmlns:w16cex="http://schemas.microsoft.com/office/word/2018/wordml/cex" xmlns:w16cid="http://schemas.microsoft.com/office/word/2016/wordml/cid" xmlns:w16="http://schemas.microsoft.com/office/word/2018/wordml" xmlns:w16du="http://schemas.microsoft.com/office/word/2023/wordml/word16du" xmlns:w16sdtdh="http://schemas.microsoft.com/office/word/2020/wordml/sdtdatahash" xmlns:w16sdtfl="http://schemas.microsoft.com/office/word/2024/wordml/sdtformatlock" xmlns:w16se="http://schemas.microsoft.com/office/word/2015/wordml/symex" xmlns:wpg="http://schemas.microsoft.com/office/word/2010/wordprocessingGroup" xmlns:wpi="http://schemas.microsoft.com/office/word/2010/wordprocessingInk" xmlns:wne="http://schemas.microsoft.com/office/word/2006/wordml" xmlns:wps="http://schemas.microsoft.com/office/word/2010/wordprocessingShape" mc:Ignorable="w14 w15 w16se w16cid w16 w16cex w16sdtdh w16sdtfl w16du wp14">
   <w:p>
     <w:pPr>
       <w:pStyle w:val="Footer"/>
@@ -2669,7 +2990,7 @@
 </file>
 
 <file path=word/footer2.xml><?xml version="1.0" encoding="utf-8"?>
-<w:ftr xmlns:wpc="http://schemas.microsoft.com/office/word/2010/wordprocessingCanvas" xmlns:cx="http://schemas.microsoft.com/office/drawing/2014/chartex" xmlns:cx1="http://schemas.microsoft.com/office/drawing/2015/9/8/chartex" xmlns:cx2="http://schemas.microsoft.com/office/drawing/2015/10/21/chartex" xmlns:cx3="http://schemas.microsoft.com/office/drawing/2016/5/9/chartex" xmlns:cx4="http://schemas.microsoft.com/office/drawing/2016/5/10/chartex" xmlns:cx5="http://schemas.microsoft.com/office/drawing/2016/5/11/chartex" xmlns:cx6="http://schemas.microsoft.com/office/drawing/2016/5/12/chartex" xmlns:cx7="http://schemas.microsoft.com/office/drawing/2016/5/13/chartex" xmlns:cx8="http://schemas.microsoft.com/office/drawing/2016/5/14/chartex" xmlns:mc="http://schemas.openxmlformats.org/markup-compatibility/2006" xmlns:aink="http://schemas.microsoft.com/office/drawing/2016/ink" xmlns:am3d="http://schemas.microsoft.com/office/drawing/2017/model3d" xmlns:o="urn:schemas-microsoft-com:office:office" xmlns:oel="http://schemas.microsoft.com/office/2019/extlst" xmlns:r="http://schemas.openxmlformats.org/officeDocument/2006/relationships" xmlns:m="http://schemas.openxmlformats.org/officeDocument/2006/math" xmlns:v="urn:schemas-microsoft-com:vml" xmlns:wp14="http://schemas.microsoft.com/office/word/2010/wordprocessingDrawing" xmlns:wp="http://schemas.openxmlformats.org/drawingml/2006/wordprocessingDrawing" xmlns:w10="urn:schemas-microsoft-com:office:word" xmlns:w="http://schemas.openxmlformats.org/wordprocessingml/2006/main" xmlns:w14="http://schemas.microsoft.com/office/word/2010/wordml" xmlns:w15="http://schemas.microsoft.com/office/word/2012/wordml" xmlns:w16cex="http://schemas.microsoft.com/office/word/2018/wordml/cex" xmlns:w16cid="http://schemas.microsoft.com/office/word/2016/wordml/cid" xmlns:w16="http://schemas.microsoft.com/office/word/2018/wordml" xmlns:w16du="http://schemas.microsoft.com/office/word/2023/wordml/word16du" xmlns:w16sdtdh="http://schemas.microsoft.com/office/word/2020/wordml/sdtdatahash" xmlns:w16se="http://schemas.microsoft.com/office/word/2015/wordml/symex" xmlns:wpg="http://schemas.microsoft.com/office/word/2010/wordprocessingGroup" xmlns:wpi="http://schemas.microsoft.com/office/word/2010/wordprocessingInk" xmlns:wne="http://schemas.microsoft.com/office/word/2006/wordml" xmlns:wps="http://schemas.microsoft.com/office/word/2010/wordprocessingShape" mc:Ignorable="w14 w15 w16se w16cid w16 w16cex w16sdtdh w16du wp14">
+<w:ftr xmlns:wpc="http://schemas.microsoft.com/office/word/2010/wordprocessingCanvas" xmlns:cx="http://schemas.microsoft.com/office/drawing/2014/chartex" xmlns:cx1="http://schemas.microsoft.com/office/drawing/2015/9/8/chartex" xmlns:cx2="http://schemas.microsoft.com/office/drawing/2015/10/21/chartex" xmlns:cx3="http://schemas.microsoft.com/office/drawing/2016/5/9/chartex" xmlns:cx4="http://schemas.microsoft.com/office/drawing/2016/5/10/chartex" xmlns:cx5="http://schemas.microsoft.com/office/drawing/2016/5/11/chartex" xmlns:cx6="http://schemas.microsoft.com/office/drawing/2016/5/12/chartex" xmlns:cx7="http://schemas.microsoft.com/office/drawing/2016/5/13/chartex" xmlns:cx8="http://schemas.microsoft.com/office/drawing/2016/5/14/chartex" xmlns:mc="http://schemas.openxmlformats.org/markup-compatibility/2006" xmlns:aink="http://schemas.microsoft.com/office/drawing/2016/ink" xmlns:am3d="http://schemas.microsoft.com/office/drawing/2017/model3d" xmlns:o="urn:schemas-microsoft-com:office:office" xmlns:oel="http://schemas.microsoft.com/office/2019/extlst" xmlns:r="http://schemas.openxmlformats.org/officeDocument/2006/relationships" xmlns:m="http://schemas.openxmlformats.org/officeDocument/2006/math" xmlns:v="urn:schemas-microsoft-com:vml" xmlns:wp14="http://schemas.microsoft.com/office/word/2010/wordprocessingDrawing" xmlns:wp="http://schemas.openxmlformats.org/drawingml/2006/wordprocessingDrawing" xmlns:w10="urn:schemas-microsoft-com:office:word" xmlns:w="http://schemas.openxmlformats.org/wordprocessingml/2006/main" xmlns:w14="http://schemas.microsoft.com/office/word/2010/wordml" xmlns:w15="http://schemas.microsoft.com/office/word/2012/wordml" xmlns:w16cex="http://schemas.microsoft.com/office/word/2018/wordml/cex" xmlns:w16cid="http://schemas.microsoft.com/office/word/2016/wordml/cid" xmlns:w16="http://schemas.microsoft.com/office/word/2018/wordml" xmlns:w16du="http://schemas.microsoft.com/office/word/2023/wordml/word16du" xmlns:w16sdtdh="http://schemas.microsoft.com/office/word/2020/wordml/sdtdatahash" xmlns:w16sdtfl="http://schemas.microsoft.com/office/word/2024/wordml/sdtformatlock" xmlns:w16se="http://schemas.microsoft.com/office/word/2015/wordml/symex" xmlns:wpg="http://schemas.microsoft.com/office/word/2010/wordprocessingGroup" xmlns:wpi="http://schemas.microsoft.com/office/word/2010/wordprocessingInk" xmlns:wne="http://schemas.microsoft.com/office/word/2006/wordml" xmlns:wps="http://schemas.microsoft.com/office/word/2010/wordprocessingShape" mc:Ignorable="w14 w15 w16se w16cid w16 w16cex w16sdtdh w16sdtfl w16du wp14">
   <w:p>
     <w:pPr>
       <w:pStyle w:val="Footer"/>
@@ -2677,11 +2998,16 @@
         <w:tab w:val="right" w:pos="10080"/>
       </w:tabs>
     </w:pPr>
+    <w:proofErr w:type="spellStart"/>
     <w:r>
       <w:t>c</w:t>
     </w:r>
     <w:r>
-      <w:t>ron Script Scheduling</w:t>
+      <w:t>ron</w:t>
+    </w:r>
+    <w:proofErr w:type="spellEnd"/>
+    <w:r>
+      <w:t xml:space="preserve"> Script Scheduling</w:t>
     </w:r>
     <w:r>
       <w:tab/>
@@ -2705,21 +3031,11 @@
     <w:r>
       <w:t xml:space="preserve"> of </w:t>
     </w:r>
-    <w:r>
-      <w:fldChar w:fldCharType="begin"/>
-    </w:r>
-    <w:r>
-      <w:instrText xml:space="preserve"> NUMPAGES </w:instrText>
-    </w:r>
-    <w:r>
-      <w:fldChar w:fldCharType="separate"/>
-    </w:r>
-    <w:r>
-      <w:t>10</w:t>
-    </w:r>
-    <w:r>
-      <w:fldChar w:fldCharType="end"/>
-    </w:r>
+    <w:fldSimple w:instr=" NUMPAGES ">
+      <w:r>
+        <w:t>10</w:t>
+      </w:r>
+    </w:fldSimple>
     <w:r>
       <w:tab/>
       <w:t xml:space="preserve">Revised: </w:t>
@@ -2750,7 +3066,7 @@
 </file>
 
 <file path=word/footer3.xml><?xml version="1.0" encoding="utf-8"?>
-<w:ftr xmlns:wpc="http://schemas.microsoft.com/office/word/2010/wordprocessingCanvas" xmlns:cx="http://schemas.microsoft.com/office/drawing/2014/chartex" xmlns:cx1="http://schemas.microsoft.com/office/drawing/2015/9/8/chartex" xmlns:cx2="http://schemas.microsoft.com/office/drawing/2015/10/21/chartex" xmlns:cx3="http://schemas.microsoft.com/office/drawing/2016/5/9/chartex" xmlns:cx4="http://schemas.microsoft.com/office/drawing/2016/5/10/chartex" xmlns:cx5="http://schemas.microsoft.com/office/drawing/2016/5/11/chartex" xmlns:cx6="http://schemas.microsoft.com/office/drawing/2016/5/12/chartex" xmlns:cx7="http://schemas.microsoft.com/office/drawing/2016/5/13/chartex" xmlns:cx8="http://schemas.microsoft.com/office/drawing/2016/5/14/chartex" xmlns:mc="http://schemas.openxmlformats.org/markup-compatibility/2006" xmlns:aink="http://schemas.microsoft.com/office/drawing/2016/ink" xmlns:am3d="http://schemas.microsoft.com/office/drawing/2017/model3d" xmlns:o="urn:schemas-microsoft-com:office:office" xmlns:oel="http://schemas.microsoft.com/office/2019/extlst" xmlns:r="http://schemas.openxmlformats.org/officeDocument/2006/relationships" xmlns:m="http://schemas.openxmlformats.org/officeDocument/2006/math" xmlns:v="urn:schemas-microsoft-com:vml" xmlns:wp14="http://schemas.microsoft.com/office/word/2010/wordprocessingDrawing" xmlns:wp="http://schemas.openxmlformats.org/drawingml/2006/wordprocessingDrawing" xmlns:w10="urn:schemas-microsoft-com:office:word" xmlns:w="http://schemas.openxmlformats.org/wordprocessingml/2006/main" xmlns:w14="http://schemas.microsoft.com/office/word/2010/wordml" xmlns:w15="http://schemas.microsoft.com/office/word/2012/wordml" xmlns:w16cex="http://schemas.microsoft.com/office/word/2018/wordml/cex" xmlns:w16cid="http://schemas.microsoft.com/office/word/2016/wordml/cid" xmlns:w16="http://schemas.microsoft.com/office/word/2018/wordml" xmlns:w16du="http://schemas.microsoft.com/office/word/2023/wordml/word16du" xmlns:w16sdtdh="http://schemas.microsoft.com/office/word/2020/wordml/sdtdatahash" xmlns:w16se="http://schemas.microsoft.com/office/word/2015/wordml/symex" xmlns:wpg="http://schemas.microsoft.com/office/word/2010/wordprocessingGroup" xmlns:wpi="http://schemas.microsoft.com/office/word/2010/wordprocessingInk" xmlns:wne="http://schemas.microsoft.com/office/word/2006/wordml" xmlns:wps="http://schemas.microsoft.com/office/word/2010/wordprocessingShape" mc:Ignorable="w14 w15 w16se w16cid w16 w16cex w16sdtdh w16du wp14">
+<w:ftr xmlns:wpc="http://schemas.microsoft.com/office/word/2010/wordprocessingCanvas" xmlns:cx="http://schemas.microsoft.com/office/drawing/2014/chartex" xmlns:cx1="http://schemas.microsoft.com/office/drawing/2015/9/8/chartex" xmlns:cx2="http://schemas.microsoft.com/office/drawing/2015/10/21/chartex" xmlns:cx3="http://schemas.microsoft.com/office/drawing/2016/5/9/chartex" xmlns:cx4="http://schemas.microsoft.com/office/drawing/2016/5/10/chartex" xmlns:cx5="http://schemas.microsoft.com/office/drawing/2016/5/11/chartex" xmlns:cx6="http://schemas.microsoft.com/office/drawing/2016/5/12/chartex" xmlns:cx7="http://schemas.microsoft.com/office/drawing/2016/5/13/chartex" xmlns:cx8="http://schemas.microsoft.com/office/drawing/2016/5/14/chartex" xmlns:mc="http://schemas.openxmlformats.org/markup-compatibility/2006" xmlns:aink="http://schemas.microsoft.com/office/drawing/2016/ink" xmlns:am3d="http://schemas.microsoft.com/office/drawing/2017/model3d" xmlns:o="urn:schemas-microsoft-com:office:office" xmlns:oel="http://schemas.microsoft.com/office/2019/extlst" xmlns:r="http://schemas.openxmlformats.org/officeDocument/2006/relationships" xmlns:m="http://schemas.openxmlformats.org/officeDocument/2006/math" xmlns:v="urn:schemas-microsoft-com:vml" xmlns:wp14="http://schemas.microsoft.com/office/word/2010/wordprocessingDrawing" xmlns:wp="http://schemas.openxmlformats.org/drawingml/2006/wordprocessingDrawing" xmlns:w10="urn:schemas-microsoft-com:office:word" xmlns:w="http://schemas.openxmlformats.org/wordprocessingml/2006/main" xmlns:w14="http://schemas.microsoft.com/office/word/2010/wordml" xmlns:w15="http://schemas.microsoft.com/office/word/2012/wordml" xmlns:w16cex="http://schemas.microsoft.com/office/word/2018/wordml/cex" xmlns:w16cid="http://schemas.microsoft.com/office/word/2016/wordml/cid" xmlns:w16="http://schemas.microsoft.com/office/word/2018/wordml" xmlns:w16du="http://schemas.microsoft.com/office/word/2023/wordml/word16du" xmlns:w16sdtdh="http://schemas.microsoft.com/office/word/2020/wordml/sdtdatahash" xmlns:w16sdtfl="http://schemas.microsoft.com/office/word/2024/wordml/sdtformatlock" xmlns:w16se="http://schemas.microsoft.com/office/word/2015/wordml/symex" xmlns:wpg="http://schemas.microsoft.com/office/word/2010/wordprocessingGroup" xmlns:wpi="http://schemas.microsoft.com/office/word/2010/wordprocessingInk" xmlns:wne="http://schemas.microsoft.com/office/word/2006/wordml" xmlns:wps="http://schemas.microsoft.com/office/word/2010/wordprocessingShape" mc:Ignorable="w14 w15 w16se w16cid w16 w16cex w16sdtdh w16sdtfl w16du wp14">
   <w:p>
     <w:pPr>
       <w:pStyle w:val="Footer"/>
@@ -2760,7 +3076,7 @@
 </file>
 
 <file path=word/footnotes.xml><?xml version="1.0" encoding="utf-8"?>
-<w:footnotes xmlns:wpc="http://schemas.microsoft.com/office/word/2010/wordprocessingCanvas" xmlns:cx="http://schemas.microsoft.com/office/drawing/2014/chartex" xmlns:cx1="http://schemas.microsoft.com/office/drawing/2015/9/8/chartex" xmlns:cx2="http://schemas.microsoft.com/office/drawing/2015/10/21/chartex" xmlns:cx3="http://schemas.microsoft.com/office/drawing/2016/5/9/chartex" xmlns:cx4="http://schemas.microsoft.com/office/drawing/2016/5/10/chartex" xmlns:cx5="http://schemas.microsoft.com/office/drawing/2016/5/11/chartex" xmlns:cx6="http://schemas.microsoft.com/office/drawing/2016/5/12/chartex" xmlns:cx7="http://schemas.microsoft.com/office/drawing/2016/5/13/chartex" xmlns:cx8="http://schemas.microsoft.com/office/drawing/2016/5/14/chartex" xmlns:mc="http://schemas.openxmlformats.org/markup-compatibility/2006" xmlns:aink="http://schemas.microsoft.com/office/drawing/2016/ink" xmlns:am3d="http://schemas.microsoft.com/office/drawing/2017/model3d" xmlns:o="urn:schemas-microsoft-com:office:office" xmlns:oel="http://schemas.microsoft.com/office/2019/extlst" xmlns:r="http://schemas.openxmlformats.org/officeDocument/2006/relationships" xmlns:m="http://schemas.openxmlformats.org/officeDocument/2006/math" xmlns:v="urn:schemas-microsoft-com:vml" xmlns:wp14="http://schemas.microsoft.com/office/word/2010/wordprocessingDrawing" xmlns:wp="http://schemas.openxmlformats.org/drawingml/2006/wordprocessingDrawing" xmlns:w10="urn:schemas-microsoft-com:office:word" xmlns:w="http://schemas.openxmlformats.org/wordprocessingml/2006/main" xmlns:w14="http://schemas.microsoft.com/office/word/2010/wordml" xmlns:w15="http://schemas.microsoft.com/office/word/2012/wordml" xmlns:w16cex="http://schemas.microsoft.com/office/word/2018/wordml/cex" xmlns:w16cid="http://schemas.microsoft.com/office/word/2016/wordml/cid" xmlns:w16="http://schemas.microsoft.com/office/word/2018/wordml" xmlns:w16du="http://schemas.microsoft.com/office/word/2023/wordml/word16du" xmlns:w16sdtdh="http://schemas.microsoft.com/office/word/2020/wordml/sdtdatahash" xmlns:w16se="http://schemas.microsoft.com/office/word/2015/wordml/symex" xmlns:wpg="http://schemas.microsoft.com/office/word/2010/wordprocessingGroup" xmlns:wpi="http://schemas.microsoft.com/office/word/2010/wordprocessingInk" xmlns:wne="http://schemas.microsoft.com/office/word/2006/wordml" xmlns:wps="http://schemas.microsoft.com/office/word/2010/wordprocessingShape" mc:Ignorable="w14 w15 w16se w16cid w16 w16cex w16sdtdh w16du wp14">
+<w:footnotes xmlns:wpc="http://schemas.microsoft.com/office/word/2010/wordprocessingCanvas" xmlns:cx="http://schemas.microsoft.com/office/drawing/2014/chartex" xmlns:cx1="http://schemas.microsoft.com/office/drawing/2015/9/8/chartex" xmlns:cx2="http://schemas.microsoft.com/office/drawing/2015/10/21/chartex" xmlns:cx3="http://schemas.microsoft.com/office/drawing/2016/5/9/chartex" xmlns:cx4="http://schemas.microsoft.com/office/drawing/2016/5/10/chartex" xmlns:cx5="http://schemas.microsoft.com/office/drawing/2016/5/11/chartex" xmlns:cx6="http://schemas.microsoft.com/office/drawing/2016/5/12/chartex" xmlns:cx7="http://schemas.microsoft.com/office/drawing/2016/5/13/chartex" xmlns:cx8="http://schemas.microsoft.com/office/drawing/2016/5/14/chartex" xmlns:mc="http://schemas.openxmlformats.org/markup-compatibility/2006" xmlns:aink="http://schemas.microsoft.com/office/drawing/2016/ink" xmlns:am3d="http://schemas.microsoft.com/office/drawing/2017/model3d" xmlns:o="urn:schemas-microsoft-com:office:office" xmlns:oel="http://schemas.microsoft.com/office/2019/extlst" xmlns:r="http://schemas.openxmlformats.org/officeDocument/2006/relationships" xmlns:m="http://schemas.openxmlformats.org/officeDocument/2006/math" xmlns:v="urn:schemas-microsoft-com:vml" xmlns:wp14="http://schemas.microsoft.com/office/word/2010/wordprocessingDrawing" xmlns:wp="http://schemas.openxmlformats.org/drawingml/2006/wordprocessingDrawing" xmlns:w10="urn:schemas-microsoft-com:office:word" xmlns:w="http://schemas.openxmlformats.org/wordprocessingml/2006/main" xmlns:w14="http://schemas.microsoft.com/office/word/2010/wordml" xmlns:w15="http://schemas.microsoft.com/office/word/2012/wordml" xmlns:w16cex="http://schemas.microsoft.com/office/word/2018/wordml/cex" xmlns:w16cid="http://schemas.microsoft.com/office/word/2016/wordml/cid" xmlns:w16="http://schemas.microsoft.com/office/word/2018/wordml" xmlns:w16du="http://schemas.microsoft.com/office/word/2023/wordml/word16du" xmlns:w16sdtdh="http://schemas.microsoft.com/office/word/2020/wordml/sdtdatahash" xmlns:w16sdtfl="http://schemas.microsoft.com/office/word/2024/wordml/sdtformatlock" xmlns:w16se="http://schemas.microsoft.com/office/word/2015/wordml/symex" xmlns:wpg="http://schemas.microsoft.com/office/word/2010/wordprocessingGroup" xmlns:wpi="http://schemas.microsoft.com/office/word/2010/wordprocessingInk" xmlns:wne="http://schemas.microsoft.com/office/word/2006/wordml" xmlns:wps="http://schemas.microsoft.com/office/word/2010/wordprocessingShape" mc:Ignorable="w14 w15 w16se w16cid w16 w16cex w16sdtdh w16sdtfl w16du wp14">
   <w:footnote w:type="separator" w:id="-1">
     <w:p>
       <w:pPr>
@@ -2785,7 +3101,7 @@
 </file>
 
 <file path=word/header1.xml><?xml version="1.0" encoding="utf-8"?>
-<w:hdr xmlns:wpc="http://schemas.microsoft.com/office/word/2010/wordprocessingCanvas" xmlns:cx="http://schemas.microsoft.com/office/drawing/2014/chartex" xmlns:cx1="http://schemas.microsoft.com/office/drawing/2015/9/8/chartex" xmlns:cx2="http://schemas.microsoft.com/office/drawing/2015/10/21/chartex" xmlns:cx3="http://schemas.microsoft.com/office/drawing/2016/5/9/chartex" xmlns:cx4="http://schemas.microsoft.com/office/drawing/2016/5/10/chartex" xmlns:cx5="http://schemas.microsoft.com/office/drawing/2016/5/11/chartex" xmlns:cx6="http://schemas.microsoft.com/office/drawing/2016/5/12/chartex" xmlns:cx7="http://schemas.microsoft.com/office/drawing/2016/5/13/chartex" xmlns:cx8="http://schemas.microsoft.com/office/drawing/2016/5/14/chartex" xmlns:mc="http://schemas.openxmlformats.org/markup-compatibility/2006" xmlns:aink="http://schemas.microsoft.com/office/drawing/2016/ink" xmlns:am3d="http://schemas.microsoft.com/office/drawing/2017/model3d" xmlns:o="urn:schemas-microsoft-com:office:office" xmlns:oel="http://schemas.microsoft.com/office/2019/extlst" xmlns:r="http://schemas.openxmlformats.org/officeDocument/2006/relationships" xmlns:m="http://schemas.openxmlformats.org/officeDocument/2006/math" xmlns:v="urn:schemas-microsoft-com:vml" xmlns:wp14="http://schemas.microsoft.com/office/word/2010/wordprocessingDrawing" xmlns:wp="http://schemas.openxmlformats.org/drawingml/2006/wordprocessingDrawing" xmlns:w10="urn:schemas-microsoft-com:office:word" xmlns:w="http://schemas.openxmlformats.org/wordprocessingml/2006/main" xmlns:w14="http://schemas.microsoft.com/office/word/2010/wordml" xmlns:w15="http://schemas.microsoft.com/office/word/2012/wordml" xmlns:w16cex="http://schemas.microsoft.com/office/word/2018/wordml/cex" xmlns:w16cid="http://schemas.microsoft.com/office/word/2016/wordml/cid" xmlns:w16="http://schemas.microsoft.com/office/word/2018/wordml" xmlns:w16du="http://schemas.microsoft.com/office/word/2023/wordml/word16du" xmlns:w16sdtdh="http://schemas.microsoft.com/office/word/2020/wordml/sdtdatahash" xmlns:w16se="http://schemas.microsoft.com/office/word/2015/wordml/symex" xmlns:wpg="http://schemas.microsoft.com/office/word/2010/wordprocessingGroup" xmlns:wpi="http://schemas.microsoft.com/office/word/2010/wordprocessingInk" xmlns:wne="http://schemas.microsoft.com/office/word/2006/wordml" xmlns:wps="http://schemas.microsoft.com/office/word/2010/wordprocessingShape" mc:Ignorable="w14 w15 w16se w16cid w16 w16cex w16sdtdh w16du wp14">
+<w:hdr xmlns:wpc="http://schemas.microsoft.com/office/word/2010/wordprocessingCanvas" xmlns:cx="http://schemas.microsoft.com/office/drawing/2014/chartex" xmlns:cx1="http://schemas.microsoft.com/office/drawing/2015/9/8/chartex" xmlns:cx2="http://schemas.microsoft.com/office/drawing/2015/10/21/chartex" xmlns:cx3="http://schemas.microsoft.com/office/drawing/2016/5/9/chartex" xmlns:cx4="http://schemas.microsoft.com/office/drawing/2016/5/10/chartex" xmlns:cx5="http://schemas.microsoft.com/office/drawing/2016/5/11/chartex" xmlns:cx6="http://schemas.microsoft.com/office/drawing/2016/5/12/chartex" xmlns:cx7="http://schemas.microsoft.com/office/drawing/2016/5/13/chartex" xmlns:cx8="http://schemas.microsoft.com/office/drawing/2016/5/14/chartex" xmlns:mc="http://schemas.openxmlformats.org/markup-compatibility/2006" xmlns:aink="http://schemas.microsoft.com/office/drawing/2016/ink" xmlns:am3d="http://schemas.microsoft.com/office/drawing/2017/model3d" xmlns:o="urn:schemas-microsoft-com:office:office" xmlns:oel="http://schemas.microsoft.com/office/2019/extlst" xmlns:r="http://schemas.openxmlformats.org/officeDocument/2006/relationships" xmlns:m="http://schemas.openxmlformats.org/officeDocument/2006/math" xmlns:v="urn:schemas-microsoft-com:vml" xmlns:wp14="http://schemas.microsoft.com/office/word/2010/wordprocessingDrawing" xmlns:wp="http://schemas.openxmlformats.org/drawingml/2006/wordprocessingDrawing" xmlns:w10="urn:schemas-microsoft-com:office:word" xmlns:w="http://schemas.openxmlformats.org/wordprocessingml/2006/main" xmlns:w14="http://schemas.microsoft.com/office/word/2010/wordml" xmlns:w15="http://schemas.microsoft.com/office/word/2012/wordml" xmlns:w16cex="http://schemas.microsoft.com/office/word/2018/wordml/cex" xmlns:w16cid="http://schemas.microsoft.com/office/word/2016/wordml/cid" xmlns:w16="http://schemas.microsoft.com/office/word/2018/wordml" xmlns:w16du="http://schemas.microsoft.com/office/word/2023/wordml/word16du" xmlns:w16sdtdh="http://schemas.microsoft.com/office/word/2020/wordml/sdtdatahash" xmlns:w16sdtfl="http://schemas.microsoft.com/office/word/2024/wordml/sdtformatlock" xmlns:w16se="http://schemas.microsoft.com/office/word/2015/wordml/symex" xmlns:wpg="http://schemas.microsoft.com/office/word/2010/wordprocessingGroup" xmlns:wpi="http://schemas.microsoft.com/office/word/2010/wordprocessingInk" xmlns:wne="http://schemas.microsoft.com/office/word/2006/wordml" xmlns:wps="http://schemas.microsoft.com/office/word/2010/wordprocessingShape" mc:Ignorable="w14 w15 w16se w16cid w16 w16cex w16sdtdh w16sdtfl w16du wp14">
   <w:p>
     <w:pPr>
       <w:pStyle w:val="Header"/>
@@ -2795,7 +3111,7 @@
 </file>
 
 <file path=word/header2.xml><?xml version="1.0" encoding="utf-8"?>
-<w:hdr xmlns:wpc="http://schemas.microsoft.com/office/word/2010/wordprocessingCanvas" xmlns:cx="http://schemas.microsoft.com/office/drawing/2014/chartex" xmlns:cx1="http://schemas.microsoft.com/office/drawing/2015/9/8/chartex" xmlns:cx2="http://schemas.microsoft.com/office/drawing/2015/10/21/chartex" xmlns:cx3="http://schemas.microsoft.com/office/drawing/2016/5/9/chartex" xmlns:cx4="http://schemas.microsoft.com/office/drawing/2016/5/10/chartex" xmlns:cx5="http://schemas.microsoft.com/office/drawing/2016/5/11/chartex" xmlns:cx6="http://schemas.microsoft.com/office/drawing/2016/5/12/chartex" xmlns:cx7="http://schemas.microsoft.com/office/drawing/2016/5/13/chartex" xmlns:cx8="http://schemas.microsoft.com/office/drawing/2016/5/14/chartex" xmlns:mc="http://schemas.openxmlformats.org/markup-compatibility/2006" xmlns:aink="http://schemas.microsoft.com/office/drawing/2016/ink" xmlns:am3d="http://schemas.microsoft.com/office/drawing/2017/model3d" xmlns:o="urn:schemas-microsoft-com:office:office" xmlns:oel="http://schemas.microsoft.com/office/2019/extlst" xmlns:r="http://schemas.openxmlformats.org/officeDocument/2006/relationships" xmlns:m="http://schemas.openxmlformats.org/officeDocument/2006/math" xmlns:v="urn:schemas-microsoft-com:vml" xmlns:wp14="http://schemas.microsoft.com/office/word/2010/wordprocessingDrawing" xmlns:wp="http://schemas.openxmlformats.org/drawingml/2006/wordprocessingDrawing" xmlns:w10="urn:schemas-microsoft-com:office:word" xmlns:w="http://schemas.openxmlformats.org/wordprocessingml/2006/main" xmlns:w14="http://schemas.microsoft.com/office/word/2010/wordml" xmlns:w15="http://schemas.microsoft.com/office/word/2012/wordml" xmlns:w16cex="http://schemas.microsoft.com/office/word/2018/wordml/cex" xmlns:w16cid="http://schemas.microsoft.com/office/word/2016/wordml/cid" xmlns:w16="http://schemas.microsoft.com/office/word/2018/wordml" xmlns:w16du="http://schemas.microsoft.com/office/word/2023/wordml/word16du" xmlns:w16sdtdh="http://schemas.microsoft.com/office/word/2020/wordml/sdtdatahash" xmlns:w16se="http://schemas.microsoft.com/office/word/2015/wordml/symex" xmlns:wpg="http://schemas.microsoft.com/office/word/2010/wordprocessingGroup" xmlns:wpi="http://schemas.microsoft.com/office/word/2010/wordprocessingInk" xmlns:wne="http://schemas.microsoft.com/office/word/2006/wordml" xmlns:wps="http://schemas.microsoft.com/office/word/2010/wordprocessingShape" mc:Ignorable="w14 w15 w16se w16cid w16 w16cex w16sdtdh w16du wp14">
+<w:hdr xmlns:wpc="http://schemas.microsoft.com/office/word/2010/wordprocessingCanvas" xmlns:cx="http://schemas.microsoft.com/office/drawing/2014/chartex" xmlns:cx1="http://schemas.microsoft.com/office/drawing/2015/9/8/chartex" xmlns:cx2="http://schemas.microsoft.com/office/drawing/2015/10/21/chartex" xmlns:cx3="http://schemas.microsoft.com/office/drawing/2016/5/9/chartex" xmlns:cx4="http://schemas.microsoft.com/office/drawing/2016/5/10/chartex" xmlns:cx5="http://schemas.microsoft.com/office/drawing/2016/5/11/chartex" xmlns:cx6="http://schemas.microsoft.com/office/drawing/2016/5/12/chartex" xmlns:cx7="http://schemas.microsoft.com/office/drawing/2016/5/13/chartex" xmlns:cx8="http://schemas.microsoft.com/office/drawing/2016/5/14/chartex" xmlns:mc="http://schemas.openxmlformats.org/markup-compatibility/2006" xmlns:aink="http://schemas.microsoft.com/office/drawing/2016/ink" xmlns:am3d="http://schemas.microsoft.com/office/drawing/2017/model3d" xmlns:o="urn:schemas-microsoft-com:office:office" xmlns:oel="http://schemas.microsoft.com/office/2019/extlst" xmlns:r="http://schemas.openxmlformats.org/officeDocument/2006/relationships" xmlns:m="http://schemas.openxmlformats.org/officeDocument/2006/math" xmlns:v="urn:schemas-microsoft-com:vml" xmlns:wp14="http://schemas.microsoft.com/office/word/2010/wordprocessingDrawing" xmlns:wp="http://schemas.openxmlformats.org/drawingml/2006/wordprocessingDrawing" xmlns:w10="urn:schemas-microsoft-com:office:word" xmlns:w="http://schemas.openxmlformats.org/wordprocessingml/2006/main" xmlns:w14="http://schemas.microsoft.com/office/word/2010/wordml" xmlns:w15="http://schemas.microsoft.com/office/word/2012/wordml" xmlns:w16cex="http://schemas.microsoft.com/office/word/2018/wordml/cex" xmlns:w16cid="http://schemas.microsoft.com/office/word/2016/wordml/cid" xmlns:w16="http://schemas.microsoft.com/office/word/2018/wordml" xmlns:w16du="http://schemas.microsoft.com/office/word/2023/wordml/word16du" xmlns:w16sdtdh="http://schemas.microsoft.com/office/word/2020/wordml/sdtdatahash" xmlns:w16sdtfl="http://schemas.microsoft.com/office/word/2024/wordml/sdtformatlock" xmlns:w16se="http://schemas.microsoft.com/office/word/2015/wordml/symex" xmlns:wpg="http://schemas.microsoft.com/office/word/2010/wordprocessingGroup" xmlns:wpi="http://schemas.microsoft.com/office/word/2010/wordprocessingInk" xmlns:wne="http://schemas.microsoft.com/office/word/2006/wordml" xmlns:wps="http://schemas.microsoft.com/office/word/2010/wordprocessingShape" mc:Ignorable="w14 w15 w16se w16cid w16 w16cex w16sdtdh w16sdtfl w16du wp14">
   <w:p>
     <w:pPr>
       <w:pStyle w:val="Header"/>
@@ -2805,7 +3121,7 @@
 </file>
 
 <file path=word/header3.xml><?xml version="1.0" encoding="utf-8"?>
-<w:hdr xmlns:wpc="http://schemas.microsoft.com/office/word/2010/wordprocessingCanvas" xmlns:cx="http://schemas.microsoft.com/office/drawing/2014/chartex" xmlns:cx1="http://schemas.microsoft.com/office/drawing/2015/9/8/chartex" xmlns:cx2="http://schemas.microsoft.com/office/drawing/2015/10/21/chartex" xmlns:cx3="http://schemas.microsoft.com/office/drawing/2016/5/9/chartex" xmlns:cx4="http://schemas.microsoft.com/office/drawing/2016/5/10/chartex" xmlns:cx5="http://schemas.microsoft.com/office/drawing/2016/5/11/chartex" xmlns:cx6="http://schemas.microsoft.com/office/drawing/2016/5/12/chartex" xmlns:cx7="http://schemas.microsoft.com/office/drawing/2016/5/13/chartex" xmlns:cx8="http://schemas.microsoft.com/office/drawing/2016/5/14/chartex" xmlns:mc="http://schemas.openxmlformats.org/markup-compatibility/2006" xmlns:aink="http://schemas.microsoft.com/office/drawing/2016/ink" xmlns:am3d="http://schemas.microsoft.com/office/drawing/2017/model3d" xmlns:o="urn:schemas-microsoft-com:office:office" xmlns:oel="http://schemas.microsoft.com/office/2019/extlst" xmlns:r="http://schemas.openxmlformats.org/officeDocument/2006/relationships" xmlns:m="http://schemas.openxmlformats.org/officeDocument/2006/math" xmlns:v="urn:schemas-microsoft-com:vml" xmlns:wp14="http://schemas.microsoft.com/office/word/2010/wordprocessingDrawing" xmlns:wp="http://schemas.openxmlformats.org/drawingml/2006/wordprocessingDrawing" xmlns:w10="urn:schemas-microsoft-com:office:word" xmlns:w="http://schemas.openxmlformats.org/wordprocessingml/2006/main" xmlns:w14="http://schemas.microsoft.com/office/word/2010/wordml" xmlns:w15="http://schemas.microsoft.com/office/word/2012/wordml" xmlns:w16cex="http://schemas.microsoft.com/office/word/2018/wordml/cex" xmlns:w16cid="http://schemas.microsoft.com/office/word/2016/wordml/cid" xmlns:w16="http://schemas.microsoft.com/office/word/2018/wordml" xmlns:w16du="http://schemas.microsoft.com/office/word/2023/wordml/word16du" xmlns:w16sdtdh="http://schemas.microsoft.com/office/word/2020/wordml/sdtdatahash" xmlns:w16se="http://schemas.microsoft.com/office/word/2015/wordml/symex" xmlns:wpg="http://schemas.microsoft.com/office/word/2010/wordprocessingGroup" xmlns:wpi="http://schemas.microsoft.com/office/word/2010/wordprocessingInk" xmlns:wne="http://schemas.microsoft.com/office/word/2006/wordml" xmlns:wps="http://schemas.microsoft.com/office/word/2010/wordprocessingShape" mc:Ignorable="w14 w15 w16se w16cid w16 w16cex w16sdtdh w16du wp14">
+<w:hdr xmlns:wpc="http://schemas.microsoft.com/office/word/2010/wordprocessingCanvas" xmlns:cx="http://schemas.microsoft.com/office/drawing/2014/chartex" xmlns:cx1="http://schemas.microsoft.com/office/drawing/2015/9/8/chartex" xmlns:cx2="http://schemas.microsoft.com/office/drawing/2015/10/21/chartex" xmlns:cx3="http://schemas.microsoft.com/office/drawing/2016/5/9/chartex" xmlns:cx4="http://schemas.microsoft.com/office/drawing/2016/5/10/chartex" xmlns:cx5="http://schemas.microsoft.com/office/drawing/2016/5/11/chartex" xmlns:cx6="http://schemas.microsoft.com/office/drawing/2016/5/12/chartex" xmlns:cx7="http://schemas.microsoft.com/office/drawing/2016/5/13/chartex" xmlns:cx8="http://schemas.microsoft.com/office/drawing/2016/5/14/chartex" xmlns:mc="http://schemas.openxmlformats.org/markup-compatibility/2006" xmlns:aink="http://schemas.microsoft.com/office/drawing/2016/ink" xmlns:am3d="http://schemas.microsoft.com/office/drawing/2017/model3d" xmlns:o="urn:schemas-microsoft-com:office:office" xmlns:oel="http://schemas.microsoft.com/office/2019/extlst" xmlns:r="http://schemas.openxmlformats.org/officeDocument/2006/relationships" xmlns:m="http://schemas.openxmlformats.org/officeDocument/2006/math" xmlns:v="urn:schemas-microsoft-com:vml" xmlns:wp14="http://schemas.microsoft.com/office/word/2010/wordprocessingDrawing" xmlns:wp="http://schemas.openxmlformats.org/drawingml/2006/wordprocessingDrawing" xmlns:w10="urn:schemas-microsoft-com:office:word" xmlns:w="http://schemas.openxmlformats.org/wordprocessingml/2006/main" xmlns:w14="http://schemas.microsoft.com/office/word/2010/wordml" xmlns:w15="http://schemas.microsoft.com/office/word/2012/wordml" xmlns:w16cex="http://schemas.microsoft.com/office/word/2018/wordml/cex" xmlns:w16cid="http://schemas.microsoft.com/office/word/2016/wordml/cid" xmlns:w16="http://schemas.microsoft.com/office/word/2018/wordml" xmlns:w16du="http://schemas.microsoft.com/office/word/2023/wordml/word16du" xmlns:w16sdtdh="http://schemas.microsoft.com/office/word/2020/wordml/sdtdatahash" xmlns:w16sdtfl="http://schemas.microsoft.com/office/word/2024/wordml/sdtformatlock" xmlns:w16se="http://schemas.microsoft.com/office/word/2015/wordml/symex" xmlns:wpg="http://schemas.microsoft.com/office/word/2010/wordprocessingGroup" xmlns:wpi="http://schemas.microsoft.com/office/word/2010/wordprocessingInk" xmlns:wne="http://schemas.microsoft.com/office/word/2006/wordml" xmlns:wps="http://schemas.microsoft.com/office/word/2010/wordprocessingShape" mc:Ignorable="w14 w15 w16se w16cid w16 w16cex w16sdtdh w16sdtfl w16du wp14">
   <w:p>
     <w:pPr>
       <w:pStyle w:val="Header"/>
@@ -2815,7 +3131,7 @@
 </file>
 
 <file path=word/numbering.xml><?xml version="1.0" encoding="utf-8"?>
-<w:numbering xmlns:wpc="http://schemas.microsoft.com/office/word/2010/wordprocessingCanvas" xmlns:cx="http://schemas.microsoft.com/office/drawing/2014/chartex" xmlns:cx1="http://schemas.microsoft.com/office/drawing/2015/9/8/chartex" xmlns:cx2="http://schemas.microsoft.com/office/drawing/2015/10/21/chartex" xmlns:cx3="http://schemas.microsoft.com/office/drawing/2016/5/9/chartex" xmlns:cx4="http://schemas.microsoft.com/office/drawing/2016/5/10/chartex" xmlns:cx5="http://schemas.microsoft.com/office/drawing/2016/5/11/chartex" xmlns:cx6="http://schemas.microsoft.com/office/drawing/2016/5/12/chartex" xmlns:cx7="http://schemas.microsoft.com/office/drawing/2016/5/13/chartex" xmlns:cx8="http://schemas.microsoft.com/office/drawing/2016/5/14/chartex" xmlns:mc="http://schemas.openxmlformats.org/markup-compatibility/2006" xmlns:aink="http://schemas.microsoft.com/office/drawing/2016/ink" xmlns:am3d="http://schemas.microsoft.com/office/drawing/2017/model3d" xmlns:o="urn:schemas-microsoft-com:office:office" xmlns:oel="http://schemas.microsoft.com/office/2019/extlst" xmlns:r="http://schemas.openxmlformats.org/officeDocument/2006/relationships" xmlns:m="http://schemas.openxmlformats.org/officeDocument/2006/math" xmlns:v="urn:schemas-microsoft-com:vml" xmlns:wp14="http://schemas.microsoft.com/office/word/2010/wordprocessingDrawing" xmlns:wp="http://schemas.openxmlformats.org/drawingml/2006/wordprocessingDrawing" xmlns:w10="urn:schemas-microsoft-com:office:word" xmlns:w="http://schemas.openxmlformats.org/wordprocessingml/2006/main" xmlns:w14="http://schemas.microsoft.com/office/word/2010/wordml" xmlns:w15="http://schemas.microsoft.com/office/word/2012/wordml" xmlns:w16cex="http://schemas.microsoft.com/office/word/2018/wordml/cex" xmlns:w16cid="http://schemas.microsoft.com/office/word/2016/wordml/cid" xmlns:w16="http://schemas.microsoft.com/office/word/2018/wordml" xmlns:w16du="http://schemas.microsoft.com/office/word/2023/wordml/word16du" xmlns:w16sdtdh="http://schemas.microsoft.com/office/word/2020/wordml/sdtdatahash" xmlns:w16se="http://schemas.microsoft.com/office/word/2015/wordml/symex" xmlns:wpg="http://schemas.microsoft.com/office/word/2010/wordprocessingGroup" xmlns:wpi="http://schemas.microsoft.com/office/word/2010/wordprocessingInk" xmlns:wne="http://schemas.microsoft.com/office/word/2006/wordml" xmlns:wps="http://schemas.microsoft.com/office/word/2010/wordprocessingShape" mc:Ignorable="w14 w15 w16se w16cid w16 w16cex w16sdtdh w16du wp14">
+<w:numbering xmlns:wpc="http://schemas.microsoft.com/office/word/2010/wordprocessingCanvas" xmlns:cx="http://schemas.microsoft.com/office/drawing/2014/chartex" xmlns:cx1="http://schemas.microsoft.com/office/drawing/2015/9/8/chartex" xmlns:cx2="http://schemas.microsoft.com/office/drawing/2015/10/21/chartex" xmlns:cx3="http://schemas.microsoft.com/office/drawing/2016/5/9/chartex" xmlns:cx4="http://schemas.microsoft.com/office/drawing/2016/5/10/chartex" xmlns:cx5="http://schemas.microsoft.com/office/drawing/2016/5/11/chartex" xmlns:cx6="http://schemas.microsoft.com/office/drawing/2016/5/12/chartex" xmlns:cx7="http://schemas.microsoft.com/office/drawing/2016/5/13/chartex" xmlns:cx8="http://schemas.microsoft.com/office/drawing/2016/5/14/chartex" xmlns:mc="http://schemas.openxmlformats.org/markup-compatibility/2006" xmlns:aink="http://schemas.microsoft.com/office/drawing/2016/ink" xmlns:am3d="http://schemas.microsoft.com/office/drawing/2017/model3d" xmlns:o="urn:schemas-microsoft-com:office:office" xmlns:oel="http://schemas.microsoft.com/office/2019/extlst" xmlns:r="http://schemas.openxmlformats.org/officeDocument/2006/relationships" xmlns:m="http://schemas.openxmlformats.org/officeDocument/2006/math" xmlns:v="urn:schemas-microsoft-com:vml" xmlns:wp14="http://schemas.microsoft.com/office/word/2010/wordprocessingDrawing" xmlns:wp="http://schemas.openxmlformats.org/drawingml/2006/wordprocessingDrawing" xmlns:w10="urn:schemas-microsoft-com:office:word" xmlns:w="http://schemas.openxmlformats.org/wordprocessingml/2006/main" xmlns:w14="http://schemas.microsoft.com/office/word/2010/wordml" xmlns:w15="http://schemas.microsoft.com/office/word/2012/wordml" xmlns:w16cex="http://schemas.microsoft.com/office/word/2018/wordml/cex" xmlns:w16cid="http://schemas.microsoft.com/office/word/2016/wordml/cid" xmlns:w16="http://schemas.microsoft.com/office/word/2018/wordml" xmlns:w16du="http://schemas.microsoft.com/office/word/2023/wordml/word16du" xmlns:w16sdtdh="http://schemas.microsoft.com/office/word/2020/wordml/sdtdatahash" xmlns:w16sdtfl="http://schemas.microsoft.com/office/word/2024/wordml/sdtformatlock" xmlns:w16se="http://schemas.microsoft.com/office/word/2015/wordml/symex" xmlns:wpg="http://schemas.microsoft.com/office/word/2010/wordprocessingGroup" xmlns:wpi="http://schemas.microsoft.com/office/word/2010/wordprocessingInk" xmlns:wne="http://schemas.microsoft.com/office/word/2006/wordml" xmlns:wps="http://schemas.microsoft.com/office/word/2010/wordprocessingShape" mc:Ignorable="w14 w15 w16se w16cid w16 w16cex w16sdtdh w16sdtfl w16du wp14">
   <w:abstractNum w:abstractNumId="0" w15:restartNumberingAfterBreak="0">
     <w:nsid w:val="004A4FD6"/>
     <w:multiLevelType w:val="hybridMultilevel"/>
@@ -3694,92 +4010,6 @@
     </w:lvl>
   </w:abstractNum>
   <w:abstractNum w:abstractNumId="8" w15:restartNumberingAfterBreak="0">
-    <w:nsid w:val="19FD361B"/>
-    <w:multiLevelType w:val="hybridMultilevel"/>
-    <w:tmpl w:val="B23E71B0"/>
-    <w:lvl w:ilvl="0" w:tplc="0409000F">
-      <w:start w:val="1"/>
-      <w:numFmt w:val="decimal"/>
-      <w:lvlText w:val="%1."/>
-      <w:lvlJc w:val="left"/>
-      <w:pPr>
-        <w:ind w:left="720" w:hanging="360"/>
-      </w:pPr>
-    </w:lvl>
-    <w:lvl w:ilvl="1" w:tplc="04090019" w:tentative="1">
-      <w:start w:val="1"/>
-      <w:numFmt w:val="lowerLetter"/>
-      <w:lvlText w:val="%2."/>
-      <w:lvlJc w:val="left"/>
-      <w:pPr>
-        <w:ind w:left="1440" w:hanging="360"/>
-      </w:pPr>
-    </w:lvl>
-    <w:lvl w:ilvl="2" w:tplc="0409001B" w:tentative="1">
-      <w:start w:val="1"/>
-      <w:numFmt w:val="lowerRoman"/>
-      <w:lvlText w:val="%3."/>
-      <w:lvlJc w:val="right"/>
-      <w:pPr>
-        <w:ind w:left="2160" w:hanging="180"/>
-      </w:pPr>
-    </w:lvl>
-    <w:lvl w:ilvl="3" w:tplc="0409000F" w:tentative="1">
-      <w:start w:val="1"/>
-      <w:numFmt w:val="decimal"/>
-      <w:lvlText w:val="%4."/>
-      <w:lvlJc w:val="left"/>
-      <w:pPr>
-        <w:ind w:left="2880" w:hanging="360"/>
-      </w:pPr>
-    </w:lvl>
-    <w:lvl w:ilvl="4" w:tplc="04090019" w:tentative="1">
-      <w:start w:val="1"/>
-      <w:numFmt w:val="lowerLetter"/>
-      <w:lvlText w:val="%5."/>
-      <w:lvlJc w:val="left"/>
-      <w:pPr>
-        <w:ind w:left="3600" w:hanging="360"/>
-      </w:pPr>
-    </w:lvl>
-    <w:lvl w:ilvl="5" w:tplc="0409001B" w:tentative="1">
-      <w:start w:val="1"/>
-      <w:numFmt w:val="lowerRoman"/>
-      <w:lvlText w:val="%6."/>
-      <w:lvlJc w:val="right"/>
-      <w:pPr>
-        <w:ind w:left="4320" w:hanging="180"/>
-      </w:pPr>
-    </w:lvl>
-    <w:lvl w:ilvl="6" w:tplc="0409000F" w:tentative="1">
-      <w:start w:val="1"/>
-      <w:numFmt w:val="decimal"/>
-      <w:lvlText w:val="%7."/>
-      <w:lvlJc w:val="left"/>
-      <w:pPr>
-        <w:ind w:left="5040" w:hanging="360"/>
-      </w:pPr>
-    </w:lvl>
-    <w:lvl w:ilvl="7" w:tplc="04090019" w:tentative="1">
-      <w:start w:val="1"/>
-      <w:numFmt w:val="lowerLetter"/>
-      <w:lvlText w:val="%8."/>
-      <w:lvlJc w:val="left"/>
-      <w:pPr>
-        <w:ind w:left="5760" w:hanging="360"/>
-      </w:pPr>
-    </w:lvl>
-    <w:lvl w:ilvl="8" w:tplc="0409001B" w:tentative="1">
-      <w:start w:val="1"/>
-      <w:numFmt w:val="lowerRoman"/>
-      <w:lvlText w:val="%9."/>
-      <w:lvlJc w:val="right"/>
-      <w:pPr>
-        <w:ind w:left="6480" w:hanging="180"/>
-      </w:pPr>
-    </w:lvl>
-  </w:abstractNum>
-  <w:abstractNum w:abstractNumId="9" w15:restartNumberingAfterBreak="0">
     <w:nsid w:val="1F663730"/>
     <w:multiLevelType w:val="multilevel"/>
     <w:tmpl w:val="0409001D"/>
@@ -3892,7 +4122,7 @@
       </w:pPr>
     </w:lvl>
   </w:abstractNum>
-  <w:abstractNum w:abstractNumId="10" w15:restartNumberingAfterBreak="0">
+  <w:abstractNum w:abstractNumId="9" w15:restartNumberingAfterBreak="0">
     <w:nsid w:val="20E35E79"/>
     <w:multiLevelType w:val="multilevel"/>
     <w:tmpl w:val="0409001D"/>
@@ -4005,7 +4235,7 @@
       </w:pPr>
     </w:lvl>
   </w:abstractNum>
-  <w:abstractNum w:abstractNumId="11" w15:restartNumberingAfterBreak="0">
+  <w:abstractNum w:abstractNumId="10" w15:restartNumberingAfterBreak="0">
     <w:nsid w:val="24F63488"/>
     <w:multiLevelType w:val="multilevel"/>
     <w:tmpl w:val="0409001D"/>
@@ -4118,7 +4348,7 @@
       </w:pPr>
     </w:lvl>
   </w:abstractNum>
-  <w:abstractNum w:abstractNumId="12" w15:restartNumberingAfterBreak="0">
+  <w:abstractNum w:abstractNumId="11" w15:restartNumberingAfterBreak="0">
     <w:nsid w:val="25666F6D"/>
     <w:multiLevelType w:val="multilevel"/>
     <w:tmpl w:val="0409001D"/>
@@ -4231,7 +4461,7 @@
       </w:pPr>
     </w:lvl>
   </w:abstractNum>
-  <w:abstractNum w:abstractNumId="13" w15:restartNumberingAfterBreak="0">
+  <w:abstractNum w:abstractNumId="12" w15:restartNumberingAfterBreak="0">
     <w:nsid w:val="26954B4C"/>
     <w:multiLevelType w:val="multilevel"/>
     <w:tmpl w:val="0409001D"/>
@@ -4344,7 +4574,7 @@
       </w:pPr>
     </w:lvl>
   </w:abstractNum>
-  <w:abstractNum w:abstractNumId="14" w15:restartNumberingAfterBreak="0">
+  <w:abstractNum w:abstractNumId="13" w15:restartNumberingAfterBreak="0">
     <w:nsid w:val="28CD0B75"/>
     <w:multiLevelType w:val="multilevel"/>
     <w:tmpl w:val="0409001D"/>
@@ -4457,7 +4687,7 @@
       </w:pPr>
     </w:lvl>
   </w:abstractNum>
-  <w:abstractNum w:abstractNumId="15" w15:restartNumberingAfterBreak="0">
+  <w:abstractNum w:abstractNumId="14" w15:restartNumberingAfterBreak="0">
     <w:nsid w:val="2C1F4AF4"/>
     <w:multiLevelType w:val="multilevel"/>
     <w:tmpl w:val="0409001D"/>
@@ -4597,7 +4827,7 @@
       </w:rPr>
     </w:lvl>
   </w:abstractNum>
-  <w:abstractNum w:abstractNumId="16" w15:restartNumberingAfterBreak="0">
+  <w:abstractNum w:abstractNumId="15" w15:restartNumberingAfterBreak="0">
     <w:nsid w:val="2FD37CF1"/>
     <w:multiLevelType w:val="multilevel"/>
     <w:tmpl w:val="0409001D"/>
@@ -4710,7 +4940,7 @@
       </w:pPr>
     </w:lvl>
   </w:abstractNum>
-  <w:abstractNum w:abstractNumId="17" w15:restartNumberingAfterBreak="0">
+  <w:abstractNum w:abstractNumId="16" w15:restartNumberingAfterBreak="0">
     <w:nsid w:val="37114E39"/>
     <w:multiLevelType w:val="multilevel"/>
     <w:tmpl w:val="0409001D"/>
@@ -4823,7 +5053,7 @@
       </w:pPr>
     </w:lvl>
   </w:abstractNum>
-  <w:abstractNum w:abstractNumId="18" w15:restartNumberingAfterBreak="0">
+  <w:abstractNum w:abstractNumId="17" w15:restartNumberingAfterBreak="0">
     <w:nsid w:val="384206A9"/>
     <w:multiLevelType w:val="hybridMultilevel"/>
     <w:tmpl w:val="AA748E38"/>
@@ -4936,7 +5166,7 @@
       </w:rPr>
     </w:lvl>
   </w:abstractNum>
-  <w:abstractNum w:abstractNumId="19" w15:restartNumberingAfterBreak="0">
+  <w:abstractNum w:abstractNumId="18" w15:restartNumberingAfterBreak="0">
     <w:nsid w:val="3FCA7B81"/>
     <w:multiLevelType w:val="multilevel"/>
     <w:tmpl w:val="0409001D"/>
@@ -5049,7 +5279,7 @@
       </w:pPr>
     </w:lvl>
   </w:abstractNum>
-  <w:abstractNum w:abstractNumId="20" w15:restartNumberingAfterBreak="0">
+  <w:abstractNum w:abstractNumId="19" w15:restartNumberingAfterBreak="0">
     <w:nsid w:val="41034849"/>
     <w:multiLevelType w:val="multilevel"/>
     <w:tmpl w:val="0409001D"/>
@@ -5162,7 +5392,7 @@
       </w:pPr>
     </w:lvl>
   </w:abstractNum>
-  <w:abstractNum w:abstractNumId="21" w15:restartNumberingAfterBreak="0">
+  <w:abstractNum w:abstractNumId="20" w15:restartNumberingAfterBreak="0">
     <w:nsid w:val="45045AC4"/>
     <w:multiLevelType w:val="hybridMultilevel"/>
     <w:tmpl w:val="D1B24638"/>
@@ -5275,7 +5505,7 @@
       </w:rPr>
     </w:lvl>
   </w:abstractNum>
-  <w:abstractNum w:abstractNumId="22" w15:restartNumberingAfterBreak="0">
+  <w:abstractNum w:abstractNumId="21" w15:restartNumberingAfterBreak="0">
     <w:nsid w:val="45B45C2E"/>
     <w:multiLevelType w:val="multilevel"/>
     <w:tmpl w:val="0409001D"/>
@@ -5388,7 +5618,7 @@
       </w:pPr>
     </w:lvl>
   </w:abstractNum>
-  <w:abstractNum w:abstractNumId="23" w15:restartNumberingAfterBreak="0">
+  <w:abstractNum w:abstractNumId="22" w15:restartNumberingAfterBreak="0">
     <w:nsid w:val="47DF685F"/>
     <w:multiLevelType w:val="multilevel"/>
     <w:tmpl w:val="0409001D"/>
@@ -5504,7 +5734,7 @@
       </w:pPr>
     </w:lvl>
   </w:abstractNum>
-  <w:abstractNum w:abstractNumId="24" w15:restartNumberingAfterBreak="0">
+  <w:abstractNum w:abstractNumId="23" w15:restartNumberingAfterBreak="0">
     <w:nsid w:val="480B1EA9"/>
     <w:multiLevelType w:val="multilevel"/>
     <w:tmpl w:val="0409001D"/>
@@ -5617,7 +5847,7 @@
       </w:pPr>
     </w:lvl>
   </w:abstractNum>
-  <w:abstractNum w:abstractNumId="25" w15:restartNumberingAfterBreak="0">
+  <w:abstractNum w:abstractNumId="24" w15:restartNumberingAfterBreak="0">
     <w:nsid w:val="496D27FA"/>
     <w:multiLevelType w:val="multilevel"/>
     <w:tmpl w:val="0409001D"/>
@@ -5730,7 +5960,7 @@
       </w:pPr>
     </w:lvl>
   </w:abstractNum>
-  <w:abstractNum w:abstractNumId="26" w15:restartNumberingAfterBreak="0">
+  <w:abstractNum w:abstractNumId="25" w15:restartNumberingAfterBreak="0">
     <w:nsid w:val="496F6BD2"/>
     <w:multiLevelType w:val="multilevel"/>
     <w:tmpl w:val="FFE47BFC"/>
@@ -5844,7 +6074,7 @@
       </w:pPr>
     </w:lvl>
   </w:abstractNum>
-  <w:abstractNum w:abstractNumId="27" w15:restartNumberingAfterBreak="0">
+  <w:abstractNum w:abstractNumId="26" w15:restartNumberingAfterBreak="0">
     <w:nsid w:val="4A850BBB"/>
     <w:multiLevelType w:val="multilevel"/>
     <w:tmpl w:val="0409001D"/>
@@ -5957,7 +6187,7 @@
       </w:pPr>
     </w:lvl>
   </w:abstractNum>
-  <w:abstractNum w:abstractNumId="28" w15:restartNumberingAfterBreak="0">
+  <w:abstractNum w:abstractNumId="27" w15:restartNumberingAfterBreak="0">
     <w:nsid w:val="4C371070"/>
     <w:multiLevelType w:val="multilevel"/>
     <w:tmpl w:val="E910B2A0"/>
@@ -6098,7 +6328,7 @@
       </w:rPr>
     </w:lvl>
   </w:abstractNum>
-  <w:abstractNum w:abstractNumId="29" w15:restartNumberingAfterBreak="0">
+  <w:abstractNum w:abstractNumId="28" w15:restartNumberingAfterBreak="0">
     <w:nsid w:val="4C411C4A"/>
     <w:multiLevelType w:val="multilevel"/>
     <w:tmpl w:val="0409001D"/>
@@ -6211,7 +6441,7 @@
       </w:pPr>
     </w:lvl>
   </w:abstractNum>
-  <w:abstractNum w:abstractNumId="30" w15:restartNumberingAfterBreak="0">
+  <w:abstractNum w:abstractNumId="29" w15:restartNumberingAfterBreak="0">
     <w:nsid w:val="50FE60A0"/>
     <w:multiLevelType w:val="multilevel"/>
     <w:tmpl w:val="0409001D"/>
@@ -6324,7 +6554,7 @@
       </w:pPr>
     </w:lvl>
   </w:abstractNum>
-  <w:abstractNum w:abstractNumId="31" w15:restartNumberingAfterBreak="0">
+  <w:abstractNum w:abstractNumId="30" w15:restartNumberingAfterBreak="0">
     <w:nsid w:val="571D3BF5"/>
     <w:multiLevelType w:val="multilevel"/>
     <w:tmpl w:val="0409001D"/>
@@ -6437,7 +6667,7 @@
       </w:pPr>
     </w:lvl>
   </w:abstractNum>
-  <w:abstractNum w:abstractNumId="32" w15:restartNumberingAfterBreak="0">
+  <w:abstractNum w:abstractNumId="31" w15:restartNumberingAfterBreak="0">
     <w:nsid w:val="584A4550"/>
     <w:multiLevelType w:val="multilevel"/>
     <w:tmpl w:val="0409001D"/>
@@ -6550,7 +6780,7 @@
       </w:pPr>
     </w:lvl>
   </w:abstractNum>
-  <w:abstractNum w:abstractNumId="33" w15:restartNumberingAfterBreak="0">
+  <w:abstractNum w:abstractNumId="32" w15:restartNumberingAfterBreak="0">
     <w:nsid w:val="5CE16E34"/>
     <w:multiLevelType w:val="hybridMultilevel"/>
     <w:tmpl w:val="0B12333A"/>
@@ -6663,93 +6893,7 @@
       </w:pPr>
     </w:lvl>
   </w:abstractNum>
-  <w:abstractNum w:abstractNumId="34" w15:restartNumberingAfterBreak="0">
-    <w:nsid w:val="5F005744"/>
-    <w:multiLevelType w:val="hybridMultilevel"/>
-    <w:tmpl w:val="961E8D78"/>
-    <w:lvl w:ilvl="0" w:tplc="FFFFFFFF">
-      <w:start w:val="1"/>
-      <w:numFmt w:val="decimal"/>
-      <w:lvlText w:val="%1."/>
-      <w:lvlJc w:val="left"/>
-      <w:pPr>
-        <w:ind w:left="720" w:hanging="360"/>
-      </w:pPr>
-    </w:lvl>
-    <w:lvl w:ilvl="1" w:tplc="FFFFFFFF">
-      <w:start w:val="1"/>
-      <w:numFmt w:val="lowerLetter"/>
-      <w:lvlText w:val="%2."/>
-      <w:lvlJc w:val="left"/>
-      <w:pPr>
-        <w:ind w:left="1440" w:hanging="360"/>
-      </w:pPr>
-    </w:lvl>
-    <w:lvl w:ilvl="2" w:tplc="FFFFFFFF" w:tentative="1">
-      <w:start w:val="1"/>
-      <w:numFmt w:val="lowerRoman"/>
-      <w:lvlText w:val="%3."/>
-      <w:lvlJc w:val="right"/>
-      <w:pPr>
-        <w:ind w:left="2160" w:hanging="180"/>
-      </w:pPr>
-    </w:lvl>
-    <w:lvl w:ilvl="3" w:tplc="FFFFFFFF" w:tentative="1">
-      <w:start w:val="1"/>
-      <w:numFmt w:val="decimal"/>
-      <w:lvlText w:val="%4."/>
-      <w:lvlJc w:val="left"/>
-      <w:pPr>
-        <w:ind w:left="2880" w:hanging="360"/>
-      </w:pPr>
-    </w:lvl>
-    <w:lvl w:ilvl="4" w:tplc="FFFFFFFF" w:tentative="1">
-      <w:start w:val="1"/>
-      <w:numFmt w:val="lowerLetter"/>
-      <w:lvlText w:val="%5."/>
-      <w:lvlJc w:val="left"/>
-      <w:pPr>
-        <w:ind w:left="3600" w:hanging="360"/>
-      </w:pPr>
-    </w:lvl>
-    <w:lvl w:ilvl="5" w:tplc="FFFFFFFF" w:tentative="1">
-      <w:start w:val="1"/>
-      <w:numFmt w:val="lowerRoman"/>
-      <w:lvlText w:val="%6."/>
-      <w:lvlJc w:val="right"/>
-      <w:pPr>
-        <w:ind w:left="4320" w:hanging="180"/>
-      </w:pPr>
-    </w:lvl>
-    <w:lvl w:ilvl="6" w:tplc="FFFFFFFF" w:tentative="1">
-      <w:start w:val="1"/>
-      <w:numFmt w:val="decimal"/>
-      <w:lvlText w:val="%7."/>
-      <w:lvlJc w:val="left"/>
-      <w:pPr>
-        <w:ind w:left="5040" w:hanging="360"/>
-      </w:pPr>
-    </w:lvl>
-    <w:lvl w:ilvl="7" w:tplc="FFFFFFFF" w:tentative="1">
-      <w:start w:val="1"/>
-      <w:numFmt w:val="lowerLetter"/>
-      <w:lvlText w:val="%8."/>
-      <w:lvlJc w:val="left"/>
-      <w:pPr>
-        <w:ind w:left="5760" w:hanging="360"/>
-      </w:pPr>
-    </w:lvl>
-    <w:lvl w:ilvl="8" w:tplc="FFFFFFFF" w:tentative="1">
-      <w:start w:val="1"/>
-      <w:numFmt w:val="lowerRoman"/>
-      <w:lvlText w:val="%9."/>
-      <w:lvlJc w:val="right"/>
-      <w:pPr>
-        <w:ind w:left="6480" w:hanging="180"/>
-      </w:pPr>
-    </w:lvl>
-  </w:abstractNum>
-  <w:abstractNum w:abstractNumId="35" w15:restartNumberingAfterBreak="0">
+  <w:abstractNum w:abstractNumId="33" w15:restartNumberingAfterBreak="0">
     <w:nsid w:val="62080D0F"/>
     <w:multiLevelType w:val="multilevel"/>
     <w:tmpl w:val="0409001D"/>
@@ -6862,7 +7006,7 @@
       </w:pPr>
     </w:lvl>
   </w:abstractNum>
-  <w:abstractNum w:abstractNumId="36" w15:restartNumberingAfterBreak="0">
+  <w:abstractNum w:abstractNumId="34" w15:restartNumberingAfterBreak="0">
     <w:nsid w:val="627F6CF8"/>
     <w:multiLevelType w:val="hybridMultilevel"/>
     <w:tmpl w:val="B686D570"/>
@@ -6975,7 +7119,7 @@
       </w:rPr>
     </w:lvl>
   </w:abstractNum>
-  <w:abstractNum w:abstractNumId="37" w15:restartNumberingAfterBreak="0">
+  <w:abstractNum w:abstractNumId="35" w15:restartNumberingAfterBreak="0">
     <w:nsid w:val="6C251121"/>
     <w:multiLevelType w:val="hybridMultilevel"/>
     <w:tmpl w:val="A6684DF0"/>
@@ -7088,7 +7232,7 @@
       </w:rPr>
     </w:lvl>
   </w:abstractNum>
-  <w:abstractNum w:abstractNumId="38" w15:restartNumberingAfterBreak="0">
+  <w:abstractNum w:abstractNumId="36" w15:restartNumberingAfterBreak="0">
     <w:nsid w:val="6CB47B90"/>
     <w:multiLevelType w:val="multilevel"/>
     <w:tmpl w:val="0409001D"/>
@@ -7201,7 +7345,7 @@
       </w:pPr>
     </w:lvl>
   </w:abstractNum>
-  <w:abstractNum w:abstractNumId="39" w15:restartNumberingAfterBreak="0">
+  <w:abstractNum w:abstractNumId="37" w15:restartNumberingAfterBreak="0">
     <w:nsid w:val="7134223A"/>
     <w:multiLevelType w:val="multilevel"/>
     <w:tmpl w:val="0409001D"/>
@@ -7314,7 +7458,7 @@
       </w:pPr>
     </w:lvl>
   </w:abstractNum>
-  <w:abstractNum w:abstractNumId="40" w15:restartNumberingAfterBreak="0">
+  <w:abstractNum w:abstractNumId="38" w15:restartNumberingAfterBreak="0">
     <w:nsid w:val="73B40823"/>
     <w:multiLevelType w:val="multilevel"/>
     <w:tmpl w:val="0409001D"/>
@@ -7427,7 +7571,7 @@
       </w:pPr>
     </w:lvl>
   </w:abstractNum>
-  <w:abstractNum w:abstractNumId="41" w15:restartNumberingAfterBreak="0">
+  <w:abstractNum w:abstractNumId="39" w15:restartNumberingAfterBreak="0">
     <w:nsid w:val="73C176BD"/>
     <w:multiLevelType w:val="multilevel"/>
     <w:tmpl w:val="0409001D"/>
@@ -7540,7 +7684,7 @@
       </w:pPr>
     </w:lvl>
   </w:abstractNum>
-  <w:abstractNum w:abstractNumId="42" w15:restartNumberingAfterBreak="0">
+  <w:abstractNum w:abstractNumId="40" w15:restartNumberingAfterBreak="0">
     <w:nsid w:val="7419358F"/>
     <w:multiLevelType w:val="multilevel"/>
     <w:tmpl w:val="0409001D"/>
@@ -7653,7 +7797,7 @@
       </w:pPr>
     </w:lvl>
   </w:abstractNum>
-  <w:abstractNum w:abstractNumId="43" w15:restartNumberingAfterBreak="0">
+  <w:abstractNum w:abstractNumId="41" w15:restartNumberingAfterBreak="0">
     <w:nsid w:val="76A26C8E"/>
     <w:multiLevelType w:val="multilevel"/>
     <w:tmpl w:val="0409001D"/>
@@ -7766,7 +7910,7 @@
       </w:pPr>
     </w:lvl>
   </w:abstractNum>
-  <w:abstractNum w:abstractNumId="44" w15:restartNumberingAfterBreak="0">
+  <w:abstractNum w:abstractNumId="42" w15:restartNumberingAfterBreak="0">
     <w:nsid w:val="775B37E6"/>
     <w:multiLevelType w:val="multilevel"/>
     <w:tmpl w:val="0409001D"/>
@@ -7882,7 +8026,7 @@
       </w:pPr>
     </w:lvl>
   </w:abstractNum>
-  <w:abstractNum w:abstractNumId="45" w15:restartNumberingAfterBreak="0">
+  <w:abstractNum w:abstractNumId="43" w15:restartNumberingAfterBreak="0">
     <w:nsid w:val="7B054AF1"/>
     <w:multiLevelType w:val="multilevel"/>
     <w:tmpl w:val="0409001D"/>
@@ -7995,7 +8139,93 @@
       </w:pPr>
     </w:lvl>
   </w:abstractNum>
-  <w:abstractNum w:abstractNumId="46" w15:restartNumberingAfterBreak="0">
+  <w:abstractNum w:abstractNumId="44" w15:restartNumberingAfterBreak="0">
+    <w:nsid w:val="7B984367"/>
+    <w:multiLevelType w:val="hybridMultilevel"/>
+    <w:tmpl w:val="155EFD44"/>
+    <w:lvl w:ilvl="0" w:tplc="FFFFFFFF">
+      <w:start w:val="1"/>
+      <w:numFmt w:val="decimal"/>
+      <w:lvlText w:val="%1."/>
+      <w:lvlJc w:val="left"/>
+      <w:pPr>
+        <w:ind w:left="720" w:hanging="360"/>
+      </w:pPr>
+    </w:lvl>
+    <w:lvl w:ilvl="1" w:tplc="FFFFFFFF">
+      <w:start w:val="1"/>
+      <w:numFmt w:val="lowerLetter"/>
+      <w:lvlText w:val="%2."/>
+      <w:lvlJc w:val="left"/>
+      <w:pPr>
+        <w:ind w:left="1440" w:hanging="360"/>
+      </w:pPr>
+    </w:lvl>
+    <w:lvl w:ilvl="2" w:tplc="FFFFFFFF" w:tentative="1">
+      <w:start w:val="1"/>
+      <w:numFmt w:val="lowerRoman"/>
+      <w:lvlText w:val="%3."/>
+      <w:lvlJc w:val="right"/>
+      <w:pPr>
+        <w:ind w:left="2160" w:hanging="180"/>
+      </w:pPr>
+    </w:lvl>
+    <w:lvl w:ilvl="3" w:tplc="FFFFFFFF" w:tentative="1">
+      <w:start w:val="1"/>
+      <w:numFmt w:val="decimal"/>
+      <w:lvlText w:val="%4."/>
+      <w:lvlJc w:val="left"/>
+      <w:pPr>
+        <w:ind w:left="2880" w:hanging="360"/>
+      </w:pPr>
+    </w:lvl>
+    <w:lvl w:ilvl="4" w:tplc="FFFFFFFF" w:tentative="1">
+      <w:start w:val="1"/>
+      <w:numFmt w:val="lowerLetter"/>
+      <w:lvlText w:val="%5."/>
+      <w:lvlJc w:val="left"/>
+      <w:pPr>
+        <w:ind w:left="3600" w:hanging="360"/>
+      </w:pPr>
+    </w:lvl>
+    <w:lvl w:ilvl="5" w:tplc="FFFFFFFF" w:tentative="1">
+      <w:start w:val="1"/>
+      <w:numFmt w:val="lowerRoman"/>
+      <w:lvlText w:val="%6."/>
+      <w:lvlJc w:val="right"/>
+      <w:pPr>
+        <w:ind w:left="4320" w:hanging="180"/>
+      </w:pPr>
+    </w:lvl>
+    <w:lvl w:ilvl="6" w:tplc="FFFFFFFF" w:tentative="1">
+      <w:start w:val="1"/>
+      <w:numFmt w:val="decimal"/>
+      <w:lvlText w:val="%7."/>
+      <w:lvlJc w:val="left"/>
+      <w:pPr>
+        <w:ind w:left="5040" w:hanging="360"/>
+      </w:pPr>
+    </w:lvl>
+    <w:lvl w:ilvl="7" w:tplc="FFFFFFFF" w:tentative="1">
+      <w:start w:val="1"/>
+      <w:numFmt w:val="lowerLetter"/>
+      <w:lvlText w:val="%8."/>
+      <w:lvlJc w:val="left"/>
+      <w:pPr>
+        <w:ind w:left="5760" w:hanging="360"/>
+      </w:pPr>
+    </w:lvl>
+    <w:lvl w:ilvl="8" w:tplc="FFFFFFFF" w:tentative="1">
+      <w:start w:val="1"/>
+      <w:numFmt w:val="lowerRoman"/>
+      <w:lvlText w:val="%9."/>
+      <w:lvlJc w:val="right"/>
+      <w:pPr>
+        <w:ind w:left="6480" w:hanging="180"/>
+      </w:pPr>
+    </w:lvl>
+  </w:abstractNum>
+  <w:abstractNum w:abstractNumId="45" w15:restartNumberingAfterBreak="0">
     <w:nsid w:val="7BD20891"/>
     <w:multiLevelType w:val="multilevel"/>
     <w:tmpl w:val="0409001D"/>
@@ -8108,7 +8338,7 @@
       </w:pPr>
     </w:lvl>
   </w:abstractNum>
-  <w:abstractNum w:abstractNumId="47" w15:restartNumberingAfterBreak="0">
+  <w:abstractNum w:abstractNumId="46" w15:restartNumberingAfterBreak="0">
     <w:nsid w:val="7E624256"/>
     <w:multiLevelType w:val="multilevel"/>
     <w:tmpl w:val="0409001D"/>
@@ -8221,7 +8451,7 @@
       </w:pPr>
     </w:lvl>
   </w:abstractNum>
-  <w:abstractNum w:abstractNumId="48" w15:restartNumberingAfterBreak="0">
+  <w:abstractNum w:abstractNumId="47" w15:restartNumberingAfterBreak="0">
     <w:nsid w:val="7ED57643"/>
     <w:multiLevelType w:val="multilevel"/>
     <w:tmpl w:val="0409001D"/>
@@ -8334,7 +8564,7 @@
       </w:pPr>
     </w:lvl>
   </w:abstractNum>
-  <w:abstractNum w:abstractNumId="49" w15:restartNumberingAfterBreak="0">
+  <w:abstractNum w:abstractNumId="48" w15:restartNumberingAfterBreak="0">
     <w:nsid w:val="7F0F27EC"/>
     <w:multiLevelType w:val="hybridMultilevel"/>
     <w:tmpl w:val="C830748C"/>
@@ -8448,160 +8678,158 @@
     </w:lvl>
   </w:abstractNum>
   <w:num w:numId="1" w16cid:durableId="412943374">
+    <w:abstractNumId w:val="25"/>
+  </w:num>
+  <w:num w:numId="2" w16cid:durableId="1846629035">
+    <w:abstractNumId w:val="27"/>
+  </w:num>
+  <w:num w:numId="3" w16cid:durableId="722145369">
+    <w:abstractNumId w:val="34"/>
+  </w:num>
+  <w:num w:numId="4" w16cid:durableId="1837576768">
+    <w:abstractNumId w:val="17"/>
+  </w:num>
+  <w:num w:numId="5" w16cid:durableId="728501627">
+    <w:abstractNumId w:val="35"/>
+  </w:num>
+  <w:num w:numId="6" w16cid:durableId="2119442128">
+    <w:abstractNumId w:val="2"/>
+  </w:num>
+  <w:num w:numId="7" w16cid:durableId="1322586556">
+    <w:abstractNumId w:val="0"/>
+  </w:num>
+  <w:num w:numId="8" w16cid:durableId="441075021">
+    <w:abstractNumId w:val="20"/>
+  </w:num>
+  <w:num w:numId="9" w16cid:durableId="1445616689">
+    <w:abstractNumId w:val="4"/>
+  </w:num>
+  <w:num w:numId="10" w16cid:durableId="209995952">
+    <w:abstractNumId w:val="44"/>
+  </w:num>
+  <w:num w:numId="11" w16cid:durableId="418989989">
+    <w:abstractNumId w:val="22"/>
+  </w:num>
+  <w:num w:numId="12" w16cid:durableId="814762092">
+    <w:abstractNumId w:val="48"/>
+  </w:num>
+  <w:num w:numId="13" w16cid:durableId="910583756">
+    <w:abstractNumId w:val="14"/>
+  </w:num>
+  <w:num w:numId="14" w16cid:durableId="606432128">
+    <w:abstractNumId w:val="42"/>
+  </w:num>
+  <w:num w:numId="15" w16cid:durableId="2020807548">
+    <w:abstractNumId w:val="15"/>
+  </w:num>
+  <w:num w:numId="16" w16cid:durableId="1385760708">
+    <w:abstractNumId w:val="28"/>
+  </w:num>
+  <w:num w:numId="17" w16cid:durableId="1626692805">
+    <w:abstractNumId w:val="13"/>
+  </w:num>
+  <w:num w:numId="18" w16cid:durableId="766540748">
+    <w:abstractNumId w:val="12"/>
+  </w:num>
+  <w:num w:numId="19" w16cid:durableId="1185054695">
+    <w:abstractNumId w:val="36"/>
+  </w:num>
+  <w:num w:numId="20" w16cid:durableId="151992478">
+    <w:abstractNumId w:val="1"/>
+  </w:num>
+  <w:num w:numId="21" w16cid:durableId="129520898">
+    <w:abstractNumId w:val="37"/>
+  </w:num>
+  <w:num w:numId="22" w16cid:durableId="748036340">
+    <w:abstractNumId w:val="40"/>
+  </w:num>
+  <w:num w:numId="23" w16cid:durableId="1467971787">
+    <w:abstractNumId w:val="32"/>
+  </w:num>
+  <w:num w:numId="24" w16cid:durableId="1966543250">
+    <w:abstractNumId w:val="29"/>
+  </w:num>
+  <w:num w:numId="25" w16cid:durableId="2058120887">
+    <w:abstractNumId w:val="47"/>
+  </w:num>
+  <w:num w:numId="26" w16cid:durableId="1319071528">
+    <w:abstractNumId w:val="18"/>
+  </w:num>
+  <w:num w:numId="27" w16cid:durableId="1795053738">
+    <w:abstractNumId w:val="21"/>
+  </w:num>
+  <w:num w:numId="28" w16cid:durableId="1497266219">
+    <w:abstractNumId w:val="7"/>
+  </w:num>
+  <w:num w:numId="29" w16cid:durableId="658391674">
+    <w:abstractNumId w:val="19"/>
+  </w:num>
+  <w:num w:numId="30" w16cid:durableId="340550904">
+    <w:abstractNumId w:val="39"/>
+  </w:num>
+  <w:num w:numId="31" w16cid:durableId="1378552909">
+    <w:abstractNumId w:val="43"/>
+  </w:num>
+  <w:num w:numId="32" w16cid:durableId="321587288">
+    <w:abstractNumId w:val="10"/>
+  </w:num>
+  <w:num w:numId="33" w16cid:durableId="1038630856">
+    <w:abstractNumId w:val="46"/>
+  </w:num>
+  <w:num w:numId="34" w16cid:durableId="1405300932">
+    <w:abstractNumId w:val="8"/>
+  </w:num>
+  <w:num w:numId="35" w16cid:durableId="2038577923">
+    <w:abstractNumId w:val="45"/>
+  </w:num>
+  <w:num w:numId="36" w16cid:durableId="1582442460">
     <w:abstractNumId w:val="26"/>
   </w:num>
-  <w:num w:numId="2" w16cid:durableId="891119328">
+  <w:num w:numId="37" w16cid:durableId="2125490111">
+    <w:abstractNumId w:val="16"/>
+  </w:num>
+  <w:num w:numId="38" w16cid:durableId="968902990">
+    <w:abstractNumId w:val="9"/>
+  </w:num>
+  <w:num w:numId="39" w16cid:durableId="303628340">
+    <w:abstractNumId w:val="24"/>
+  </w:num>
+  <w:num w:numId="40" w16cid:durableId="1902521137">
+    <w:abstractNumId w:val="33"/>
+  </w:num>
+  <w:num w:numId="41" w16cid:durableId="1705709330">
+    <w:abstractNumId w:val="3"/>
+  </w:num>
+  <w:num w:numId="42" w16cid:durableId="476459836">
+    <w:abstractNumId w:val="41"/>
+  </w:num>
+  <w:num w:numId="43" w16cid:durableId="1306278685">
     <w:abstractNumId w:val="23"/>
   </w:num>
-  <w:num w:numId="3" w16cid:durableId="1846629035">
-    <w:abstractNumId w:val="28"/>
+  <w:num w:numId="44" w16cid:durableId="1089543080">
+    <w:abstractNumId w:val="11"/>
   </w:num>
-  <w:num w:numId="4" w16cid:durableId="864370866">
-    <w:abstractNumId w:val="49"/>
+  <w:num w:numId="45" w16cid:durableId="2049405653">
+    <w:abstractNumId w:val="31"/>
   </w:num>
-  <w:num w:numId="5" w16cid:durableId="911085187">
-    <w:abstractNumId w:val="15"/>
+  <w:num w:numId="46" w16cid:durableId="170030157">
+    <w:abstractNumId w:val="5"/>
   </w:num>
-  <w:num w:numId="6" w16cid:durableId="138767209">
-    <w:abstractNumId w:val="44"/>
+  <w:num w:numId="47" w16cid:durableId="945043864">
+    <w:abstractNumId w:val="30"/>
   </w:num>
-  <w:num w:numId="7" w16cid:durableId="670722780">
-    <w:abstractNumId w:val="16"/>
-  </w:num>
-  <w:num w:numId="8" w16cid:durableId="1101531807">
-    <w:abstractNumId w:val="29"/>
-  </w:num>
-  <w:num w:numId="9" w16cid:durableId="867763636">
-    <w:abstractNumId w:val="14"/>
-  </w:num>
-  <w:num w:numId="10" w16cid:durableId="1029183137">
-    <w:abstractNumId w:val="13"/>
-  </w:num>
-  <w:num w:numId="11" w16cid:durableId="1829664829">
+  <w:num w:numId="48" w16cid:durableId="1311788307">
     <w:abstractNumId w:val="38"/>
   </w:num>
-  <w:num w:numId="12" w16cid:durableId="1844124540">
-    <w:abstractNumId w:val="1"/>
-  </w:num>
-  <w:num w:numId="13" w16cid:durableId="937173790">
-    <w:abstractNumId w:val="39"/>
-  </w:num>
-  <w:num w:numId="14" w16cid:durableId="410197600">
-    <w:abstractNumId w:val="42"/>
-  </w:num>
-  <w:num w:numId="15" w16cid:durableId="449053015">
-    <w:abstractNumId w:val="33"/>
-  </w:num>
-  <w:num w:numId="16" w16cid:durableId="1059666627">
-    <w:abstractNumId w:val="30"/>
-  </w:num>
-  <w:num w:numId="17" w16cid:durableId="1408262216">
-    <w:abstractNumId w:val="48"/>
-  </w:num>
-  <w:num w:numId="18" w16cid:durableId="804278046">
-    <w:abstractNumId w:val="19"/>
-  </w:num>
-  <w:num w:numId="19" w16cid:durableId="47267072">
-    <w:abstractNumId w:val="22"/>
-  </w:num>
-  <w:num w:numId="20" w16cid:durableId="275331274">
-    <w:abstractNumId w:val="7"/>
-  </w:num>
-  <w:num w:numId="21" w16cid:durableId="100489636">
-    <w:abstractNumId w:val="20"/>
-  </w:num>
-  <w:num w:numId="22" w16cid:durableId="1033768851">
-    <w:abstractNumId w:val="41"/>
-  </w:num>
-  <w:num w:numId="23" w16cid:durableId="1024287618">
-    <w:abstractNumId w:val="45"/>
-  </w:num>
-  <w:num w:numId="24" w16cid:durableId="1427532448">
-    <w:abstractNumId w:val="11"/>
-  </w:num>
-  <w:num w:numId="25" w16cid:durableId="2119449446">
-    <w:abstractNumId w:val="47"/>
-  </w:num>
-  <w:num w:numId="26" w16cid:durableId="978996956">
-    <w:abstractNumId w:val="9"/>
-  </w:num>
-  <w:num w:numId="27" w16cid:durableId="1216509856">
-    <w:abstractNumId w:val="46"/>
-  </w:num>
-  <w:num w:numId="28" w16cid:durableId="1964575250">
-    <w:abstractNumId w:val="27"/>
-  </w:num>
-  <w:num w:numId="29" w16cid:durableId="1167204954">
-    <w:abstractNumId w:val="17"/>
-  </w:num>
-  <w:num w:numId="30" w16cid:durableId="301204545">
-    <w:abstractNumId w:val="10"/>
-  </w:num>
-  <w:num w:numId="31" w16cid:durableId="449472215">
-    <w:abstractNumId w:val="25"/>
-  </w:num>
-  <w:num w:numId="32" w16cid:durableId="314798507">
-    <w:abstractNumId w:val="35"/>
-  </w:num>
-  <w:num w:numId="33" w16cid:durableId="1979340130">
-    <w:abstractNumId w:val="3"/>
-  </w:num>
-  <w:num w:numId="34" w16cid:durableId="1769887766">
-    <w:abstractNumId w:val="43"/>
-  </w:num>
-  <w:num w:numId="35" w16cid:durableId="1747608568">
-    <w:abstractNumId w:val="24"/>
-  </w:num>
-  <w:num w:numId="36" w16cid:durableId="98305731">
-    <w:abstractNumId w:val="12"/>
-  </w:num>
-  <w:num w:numId="37" w16cid:durableId="332758971">
-    <w:abstractNumId w:val="32"/>
-  </w:num>
-  <w:num w:numId="38" w16cid:durableId="1116097018">
-    <w:abstractNumId w:val="5"/>
-  </w:num>
-  <w:num w:numId="39" w16cid:durableId="1613826627">
-    <w:abstractNumId w:val="31"/>
-  </w:num>
-  <w:num w:numId="40" w16cid:durableId="1605570592">
-    <w:abstractNumId w:val="40"/>
-  </w:num>
-  <w:num w:numId="41" w16cid:durableId="398669620">
+  <w:num w:numId="49" w16cid:durableId="141586141">
     <w:abstractNumId w:val="6"/>
   </w:num>
-  <w:num w:numId="42" w16cid:durableId="722145369">
-    <w:abstractNumId w:val="36"/>
-  </w:num>
-  <w:num w:numId="43" w16cid:durableId="1837576768">
-    <w:abstractNumId w:val="18"/>
-  </w:num>
-  <w:num w:numId="44" w16cid:durableId="728501627">
-    <w:abstractNumId w:val="37"/>
-  </w:num>
-  <w:num w:numId="45" w16cid:durableId="278530646">
-    <w:abstractNumId w:val="8"/>
-  </w:num>
-  <w:num w:numId="46" w16cid:durableId="2119442128">
-    <w:abstractNumId w:val="2"/>
-  </w:num>
-  <w:num w:numId="47" w16cid:durableId="1322586556">
-    <w:abstractNumId w:val="0"/>
-  </w:num>
-  <w:num w:numId="48" w16cid:durableId="441075021">
-    <w:abstractNumId w:val="21"/>
-  </w:num>
-  <w:num w:numId="49" w16cid:durableId="1445616689">
-    <w:abstractNumId w:val="4"/>
-  </w:num>
-  <w:num w:numId="50" w16cid:durableId="79789310">
-    <w:abstractNumId w:val="34"/>
-  </w:num>
+  <w:numIdMacAtCleanup w:val="10"/>
 </w:numbering>
 </file>
 
 <file path=word/styles.xml><?xml version="1.0" encoding="utf-8"?>
-<w:styles xmlns:mc="http://schemas.openxmlformats.org/markup-compatibility/2006" xmlns:r="http://schemas.openxmlformats.org/officeDocument/2006/relationships" xmlns:w="http://schemas.openxmlformats.org/wordprocessingml/2006/main" xmlns:w14="http://schemas.microsoft.com/office/word/2010/wordml" xmlns:w15="http://schemas.microsoft.com/office/word/2012/wordml" xmlns:w16cex="http://schemas.microsoft.com/office/word/2018/wordml/cex" xmlns:w16cid="http://schemas.microsoft.com/office/word/2016/wordml/cid" xmlns:w16="http://schemas.microsoft.com/office/word/2018/wordml" xmlns:w16du="http://schemas.microsoft.com/office/word/2023/wordml/word16du" xmlns:w16sdtdh="http://schemas.microsoft.com/office/word/2020/wordml/sdtdatahash" xmlns:w16se="http://schemas.microsoft.com/office/word/2015/wordml/symex" mc:Ignorable="w14 w15 w16se w16cid w16 w16cex w16sdtdh w16du">
+<w:styles xmlns:mc="http://schemas.openxmlformats.org/markup-compatibility/2006" xmlns:r="http://schemas.openxmlformats.org/officeDocument/2006/relationships" xmlns:w="http://schemas.openxmlformats.org/wordprocessingml/2006/main" xmlns:w14="http://schemas.microsoft.com/office/word/2010/wordml" xmlns:w15="http://schemas.microsoft.com/office/word/2012/wordml" xmlns:w16cex="http://schemas.microsoft.com/office/word/2018/wordml/cex" xmlns:w16cid="http://schemas.microsoft.com/office/word/2016/wordml/cid" xmlns:w16="http://schemas.microsoft.com/office/word/2018/wordml" xmlns:w16du="http://schemas.microsoft.com/office/word/2023/wordml/word16du" xmlns:w16sdtdh="http://schemas.microsoft.com/office/word/2020/wordml/sdtdatahash" xmlns:w16sdtfl="http://schemas.microsoft.com/office/word/2024/wordml/sdtformatlock" xmlns:w16se="http://schemas.microsoft.com/office/word/2015/wordml/symex" mc:Ignorable="w14 w15 w16se w16cid w16 w16cex w16sdtdh w16sdtfl w16du">
   <w:docDefaults>
     <w:rPrDefault>
       <w:rPr>
@@ -8703,7 +8931,7 @@
     <w:lsdException w:name="Body Text Indent 2" w:semiHidden="1" w:unhideWhenUsed="1"/>
     <w:lsdException w:name="Body Text Indent 3" w:semiHidden="1" w:unhideWhenUsed="1"/>
     <w:lsdException w:name="Block Text" w:semiHidden="1" w:unhideWhenUsed="1"/>
-    <w:lsdException w:name="Hyperlink" w:semiHidden="1" w:uiPriority="0" w:unhideWhenUsed="1"/>
+    <w:lsdException w:name="Hyperlink" w:semiHidden="1" w:unhideWhenUsed="1"/>
     <w:lsdException w:name="FollowedHyperlink" w:semiHidden="1" w:uiPriority="0" w:unhideWhenUsed="1"/>
     <w:lsdException w:name="Strong" w:uiPriority="22" w:qFormat="1"/>
     <w:lsdException w:name="Emphasis" w:uiPriority="20" w:qFormat="1"/>
@@ -8998,7 +9226,7 @@
   <w:style w:type="paragraph" w:default="1" w:styleId="Normal">
     <w:name w:val="Normal"/>
     <w:qFormat/>
-    <w:rsid w:val="008F6A97"/>
+    <w:rsid w:val="00287CFD"/>
     <w:pPr>
       <w:spacing w:before="160" w:after="80" w:line="336" w:lineRule="auto"/>
     </w:pPr>
@@ -9014,7 +9242,7 @@
     <w:next w:val="Normal"/>
     <w:link w:val="Heading1Char"/>
     <w:qFormat/>
-    <w:rsid w:val="008F6A97"/>
+    <w:rsid w:val="00287CFD"/>
     <w:pPr>
       <w:keepNext/>
       <w:spacing w:before="400" w:after="200" w:line="240" w:lineRule="auto"/>
@@ -9034,7 +9262,7 @@
     <w:next w:val="Normal"/>
     <w:link w:val="Heading2Char"/>
     <w:qFormat/>
-    <w:rsid w:val="008F6A97"/>
+    <w:rsid w:val="00287CFD"/>
     <w:pPr>
       <w:keepNext/>
       <w:pBdr>
@@ -9058,7 +9286,7 @@
     <w:next w:val="Normal"/>
     <w:link w:val="Heading3Char"/>
     <w:qFormat/>
-    <w:rsid w:val="008F6A97"/>
+    <w:rsid w:val="00287CFD"/>
     <w:pPr>
       <w:keepNext/>
       <w:autoSpaceDE w:val="0"/>
@@ -9102,7 +9330,7 @@
     <w:uiPriority w:val="1"/>
     <w:semiHidden/>
     <w:unhideWhenUsed/>
-    <w:rsid w:val="008F6A97"/>
+    <w:rsid w:val="00287CFD"/>
   </w:style>
   <w:style w:type="table" w:default="1" w:styleId="TableNormal">
     <w:name w:val="Normal Table"/>
@@ -9124,7 +9352,7 @@
     <w:uiPriority w:val="99"/>
     <w:semiHidden/>
     <w:unhideWhenUsed/>
-    <w:rsid w:val="008F6A97"/>
+    <w:rsid w:val="00287CFD"/>
   </w:style>
   <w:style w:type="character" w:customStyle="1" w:styleId="Heading1Char">
     <w:name w:val="Heading 1 Char"/>
@@ -9169,7 +9397,7 @@
     <w:name w:val="footer"/>
     <w:basedOn w:val="Normal"/>
     <w:link w:val="FooterChar"/>
-    <w:rsid w:val="008F6A97"/>
+    <w:rsid w:val="00287CFD"/>
     <w:pPr>
       <w:pBdr>
         <w:top w:val="single" w:sz="4" w:space="1" w:color="auto"/>
@@ -9199,7 +9427,7 @@
     <w:name w:val="header"/>
     <w:basedOn w:val="Normal"/>
     <w:link w:val="HeaderChar"/>
-    <w:rsid w:val="008F6A97"/>
+    <w:rsid w:val="00287CFD"/>
     <w:pPr>
       <w:tabs>
         <w:tab w:val="left" w:pos="5040"/>
@@ -9224,7 +9452,7 @@
   <w:style w:type="paragraph" w:customStyle="1" w:styleId="Outlinenumbering">
     <w:name w:val="Outline numbering"/>
     <w:basedOn w:val="Normal"/>
-    <w:rsid w:val="008F6A97"/>
+    <w:rsid w:val="00287CFD"/>
     <w:pPr>
       <w:numPr>
         <w:numId w:val="1"/>
@@ -9242,21 +9470,22 @@
   <w:style w:type="paragraph" w:customStyle="1" w:styleId="NumberedHeading2">
     <w:name w:val="Numbered Heading 2"/>
     <w:basedOn w:val="Normal"/>
-    <w:rsid w:val="008F6A97"/>
+    <w:rsid w:val="00287CFD"/>
     <w:pPr>
       <w:numPr>
-        <w:numId w:val="3"/>
+        <w:numId w:val="2"/>
       </w:numPr>
     </w:pPr>
   </w:style>
   <w:style w:type="character" w:styleId="PageNumber">
     <w:name w:val="page number"/>
     <w:basedOn w:val="DefaultParagraphFont"/>
-    <w:rsid w:val="008F6A97"/>
+    <w:rsid w:val="00287CFD"/>
   </w:style>
   <w:style w:type="character" w:styleId="Hyperlink">
     <w:name w:val="Hyperlink"/>
-    <w:rsid w:val="008F6A97"/>
+    <w:uiPriority w:val="99"/>
+    <w:rsid w:val="00287CFD"/>
     <w:rPr>
       <w:color w:val="0000FF"/>
       <w:u w:val="single"/>
@@ -9264,7 +9493,7 @@
   </w:style>
   <w:style w:type="character" w:styleId="FollowedHyperlink">
     <w:name w:val="FollowedHyperlink"/>
-    <w:rsid w:val="008F6A97"/>
+    <w:rsid w:val="00287CFD"/>
     <w:rPr>
       <w:color w:val="800080"/>
       <w:u w:val="single"/>
@@ -9275,7 +9504,7 @@
     <w:basedOn w:val="Normal"/>
     <w:uiPriority w:val="34"/>
     <w:qFormat/>
-    <w:rsid w:val="008F6A97"/>
+    <w:rsid w:val="00287CFD"/>
     <w:pPr>
       <w:ind w:left="720"/>
     </w:pPr>
@@ -9287,7 +9516,7 @@
     <w:uiPriority w:val="39"/>
     <w:unhideWhenUsed/>
     <w:qFormat/>
-    <w:rsid w:val="008F6A97"/>
+    <w:rsid w:val="00287CFD"/>
     <w:pPr>
       <w:keepLines/>
       <w:spacing w:after="0" w:line="259" w:lineRule="auto"/>
@@ -9304,7 +9533,7 @@
     <w:name w:val="Code"/>
     <w:basedOn w:val="Normal"/>
     <w:qFormat/>
-    <w:rsid w:val="008F6A97"/>
+    <w:rsid w:val="00287CFD"/>
     <w:pPr>
       <w:spacing w:before="80" w:line="240" w:lineRule="auto"/>
     </w:pPr>
@@ -9319,7 +9548,7 @@
     <w:autoRedefine/>
     <w:uiPriority w:val="39"/>
     <w:unhideWhenUsed/>
-    <w:rsid w:val="008F6A97"/>
+    <w:rsid w:val="00287CFD"/>
     <w:pPr>
       <w:spacing w:after="100" w:line="240" w:lineRule="auto"/>
     </w:pPr>
@@ -9331,7 +9560,7 @@
     <w:autoRedefine/>
     <w:uiPriority w:val="39"/>
     <w:unhideWhenUsed/>
-    <w:rsid w:val="008F6A97"/>
+    <w:rsid w:val="00287CFD"/>
     <w:pPr>
       <w:spacing w:after="100" w:line="240" w:lineRule="auto"/>
       <w:ind w:left="202"/>
@@ -9345,7 +9574,7 @@
     <w:uiPriority w:val="39"/>
     <w:semiHidden/>
     <w:unhideWhenUsed/>
-    <w:rsid w:val="008F6A97"/>
+    <w:rsid w:val="00287CFD"/>
     <w:pPr>
       <w:spacing w:after="100" w:line="240" w:lineRule="auto"/>
       <w:ind w:left="403"/>
@@ -9441,7 +9670,7 @@
 </file>
 
 <file path=word/glossary/document.xml><?xml version="1.0" encoding="utf-8"?>
-<w:glossaryDocument xmlns:wpc="http://schemas.microsoft.com/office/word/2010/wordprocessingCanvas" xmlns:cx="http://schemas.microsoft.com/office/drawing/2014/chartex" xmlns:cx1="http://schemas.microsoft.com/office/drawing/2015/9/8/chartex" xmlns:cx2="http://schemas.microsoft.com/office/drawing/2015/10/21/chartex" xmlns:cx3="http://schemas.microsoft.com/office/drawing/2016/5/9/chartex" xmlns:cx4="http://schemas.microsoft.com/office/drawing/2016/5/10/chartex" xmlns:cx5="http://schemas.microsoft.com/office/drawing/2016/5/11/chartex" xmlns:cx6="http://schemas.microsoft.com/office/drawing/2016/5/12/chartex" xmlns:cx7="http://schemas.microsoft.com/office/drawing/2016/5/13/chartex" xmlns:cx8="http://schemas.microsoft.com/office/drawing/2016/5/14/chartex" xmlns:mc="http://schemas.openxmlformats.org/markup-compatibility/2006" xmlns:aink="http://schemas.microsoft.com/office/drawing/2016/ink" xmlns:am3d="http://schemas.microsoft.com/office/drawing/2017/model3d" xmlns:o="urn:schemas-microsoft-com:office:office" xmlns:oel="http://schemas.microsoft.com/office/2019/extlst" xmlns:r="http://schemas.openxmlformats.org/officeDocument/2006/relationships" xmlns:m="http://schemas.openxmlformats.org/officeDocument/2006/math" xmlns:v="urn:schemas-microsoft-com:vml" xmlns:wp14="http://schemas.microsoft.com/office/word/2010/wordprocessingDrawing" xmlns:wp="http://schemas.openxmlformats.org/drawingml/2006/wordprocessingDrawing" xmlns:w10="urn:schemas-microsoft-com:office:word" xmlns:w="http://schemas.openxmlformats.org/wordprocessingml/2006/main" xmlns:w14="http://schemas.microsoft.com/office/word/2010/wordml" xmlns:w15="http://schemas.microsoft.com/office/word/2012/wordml" xmlns:w16cex="http://schemas.microsoft.com/office/word/2018/wordml/cex" xmlns:w16cid="http://schemas.microsoft.com/office/word/2016/wordml/cid" xmlns:w16="http://schemas.microsoft.com/office/word/2018/wordml" xmlns:w16du="http://schemas.microsoft.com/office/word/2023/wordml/word16du" xmlns:w16sdtdh="http://schemas.microsoft.com/office/word/2020/wordml/sdtdatahash" xmlns:w16se="http://schemas.microsoft.com/office/word/2015/wordml/symex" xmlns:wpg="http://schemas.microsoft.com/office/word/2010/wordprocessingGroup" xmlns:wpi="http://schemas.microsoft.com/office/word/2010/wordprocessingInk" xmlns:wne="http://schemas.microsoft.com/office/word/2006/wordml" xmlns:wps="http://schemas.microsoft.com/office/word/2010/wordprocessingShape" mc:Ignorable="w14 w15 w16se w16cid w16 w16cex w16sdtdh w16du wp14">
+<w:glossaryDocument xmlns:wpc="http://schemas.microsoft.com/office/word/2010/wordprocessingCanvas" xmlns:cx="http://schemas.microsoft.com/office/drawing/2014/chartex" xmlns:cx1="http://schemas.microsoft.com/office/drawing/2015/9/8/chartex" xmlns:cx2="http://schemas.microsoft.com/office/drawing/2015/10/21/chartex" xmlns:cx3="http://schemas.microsoft.com/office/drawing/2016/5/9/chartex" xmlns:cx4="http://schemas.microsoft.com/office/drawing/2016/5/10/chartex" xmlns:cx5="http://schemas.microsoft.com/office/drawing/2016/5/11/chartex" xmlns:cx6="http://schemas.microsoft.com/office/drawing/2016/5/12/chartex" xmlns:cx7="http://schemas.microsoft.com/office/drawing/2016/5/13/chartex" xmlns:cx8="http://schemas.microsoft.com/office/drawing/2016/5/14/chartex" xmlns:mc="http://schemas.openxmlformats.org/markup-compatibility/2006" xmlns:aink="http://schemas.microsoft.com/office/drawing/2016/ink" xmlns:am3d="http://schemas.microsoft.com/office/drawing/2017/model3d" xmlns:o="urn:schemas-microsoft-com:office:office" xmlns:oel="http://schemas.microsoft.com/office/2019/extlst" xmlns:r="http://schemas.openxmlformats.org/officeDocument/2006/relationships" xmlns:m="http://schemas.openxmlformats.org/officeDocument/2006/math" xmlns:v="urn:schemas-microsoft-com:vml" xmlns:wp14="http://schemas.microsoft.com/office/word/2010/wordprocessingDrawing" xmlns:wp="http://schemas.openxmlformats.org/drawingml/2006/wordprocessingDrawing" xmlns:w10="urn:schemas-microsoft-com:office:word" xmlns:w="http://schemas.openxmlformats.org/wordprocessingml/2006/main" xmlns:w14="http://schemas.microsoft.com/office/word/2010/wordml" xmlns:w15="http://schemas.microsoft.com/office/word/2012/wordml" xmlns:w16cex="http://schemas.microsoft.com/office/word/2018/wordml/cex" xmlns:w16cid="http://schemas.microsoft.com/office/word/2016/wordml/cid" xmlns:w16="http://schemas.microsoft.com/office/word/2018/wordml" xmlns:w16du="http://schemas.microsoft.com/office/word/2023/wordml/word16du" xmlns:w16sdtdh="http://schemas.microsoft.com/office/word/2020/wordml/sdtdatahash" xmlns:w16sdtfl="http://schemas.microsoft.com/office/word/2024/wordml/sdtformatlock" xmlns:w16se="http://schemas.microsoft.com/office/word/2015/wordml/symex" xmlns:wpg="http://schemas.microsoft.com/office/word/2010/wordprocessingGroup" xmlns:wpi="http://schemas.microsoft.com/office/word/2010/wordprocessingInk" xmlns:wne="http://schemas.microsoft.com/office/word/2006/wordml" xmlns:wps="http://schemas.microsoft.com/office/word/2010/wordprocessingShape" mc:Ignorable="w14 w15 w16se w16cid w16 w16cex w16sdtdh w16sdtfl w16du wp14">
   <w:docParts>
     <w:docPart>
       <w:docPartPr>
@@ -9564,7 +9793,7 @@
 </file>
 
 <file path=word/glossary/fontTable.xml><?xml version="1.0" encoding="utf-8"?>
-<w:fonts xmlns:mc="http://schemas.openxmlformats.org/markup-compatibility/2006" xmlns:r="http://schemas.openxmlformats.org/officeDocument/2006/relationships" xmlns:w="http://schemas.openxmlformats.org/wordprocessingml/2006/main" xmlns:w14="http://schemas.microsoft.com/office/word/2010/wordml" xmlns:w15="http://schemas.microsoft.com/office/word/2012/wordml" xmlns:w16cex="http://schemas.microsoft.com/office/word/2018/wordml/cex" xmlns:w16cid="http://schemas.microsoft.com/office/word/2016/wordml/cid" xmlns:w16="http://schemas.microsoft.com/office/word/2018/wordml" xmlns:w16du="http://schemas.microsoft.com/office/word/2023/wordml/word16du" xmlns:w16sdtdh="http://schemas.microsoft.com/office/word/2020/wordml/sdtdatahash" xmlns:w16se="http://schemas.microsoft.com/office/word/2015/wordml/symex" mc:Ignorable="w14 w15 w16se w16cid w16 w16cex w16sdtdh w16du">
+<w:fonts xmlns:mc="http://schemas.openxmlformats.org/markup-compatibility/2006" xmlns:r="http://schemas.openxmlformats.org/officeDocument/2006/relationships" xmlns:w="http://schemas.openxmlformats.org/wordprocessingml/2006/main" xmlns:w14="http://schemas.microsoft.com/office/word/2010/wordml" xmlns:w15="http://schemas.microsoft.com/office/word/2012/wordml" xmlns:w16cex="http://schemas.microsoft.com/office/word/2018/wordml/cex" xmlns:w16cid="http://schemas.microsoft.com/office/word/2016/wordml/cid" xmlns:w16="http://schemas.microsoft.com/office/word/2018/wordml" xmlns:w16du="http://schemas.microsoft.com/office/word/2023/wordml/word16du" xmlns:w16sdtdh="http://schemas.microsoft.com/office/word/2020/wordml/sdtdatahash" xmlns:w16sdtfl="http://schemas.microsoft.com/office/word/2024/wordml/sdtformatlock" xmlns:w16se="http://schemas.microsoft.com/office/word/2015/wordml/symex" mc:Ignorable="w14 w15 w16se w16cid w16 w16cex w16sdtdh w16sdtfl w16du">
   <w:font w:name="Symbol">
     <w:panose1 w:val="05050102010706020507"/>
     <w:charset w:val="02"/>
@@ -9598,7 +9827,7 @@
     <w:charset w:val="00"/>
     <w:family w:val="swiss"/>
     <w:pitch w:val="variable"/>
-    <w:sig w:usb0="E4002EFF" w:usb1="C000247B" w:usb2="00000009" w:usb3="00000000" w:csb0="000001FF" w:csb1="00000000"/>
+    <w:sig w:usb0="E4002EFF" w:usb1="C200247B" w:usb2="00000009" w:usb3="00000000" w:csb0="000001FF" w:csb1="00000000"/>
   </w:font>
   <w:font w:name="Verdana">
     <w:panose1 w:val="020B0604030504040204"/>
@@ -9626,7 +9855,7 @@
     <w:charset w:val="00"/>
     <w:family w:val="swiss"/>
     <w:pitch w:val="variable"/>
-    <w:sig w:usb0="E4002EFF" w:usb1="C000247B" w:usb2="00000009" w:usb3="00000000" w:csb0="000001FF" w:csb1="00000000"/>
+    <w:sig w:usb0="E4002EFF" w:usb1="C200247B" w:usb2="00000009" w:usb3="00000000" w:csb0="000001FF" w:csb1="00000000"/>
   </w:font>
   <w:font w:name="Aptos">
     <w:charset w:val="00"/>
@@ -9644,7 +9873,7 @@
 </file>
 
 <file path=word/glossary/settings.xml><?xml version="1.0" encoding="utf-8"?>
-<w:settings xmlns:mc="http://schemas.openxmlformats.org/markup-compatibility/2006" xmlns:o="urn:schemas-microsoft-com:office:office" xmlns:r="http://schemas.openxmlformats.org/officeDocument/2006/relationships" xmlns:m="http://schemas.openxmlformats.org/officeDocument/2006/math" xmlns:v="urn:schemas-microsoft-com:vml" xmlns:w10="urn:schemas-microsoft-com:office:word" xmlns:w="http://schemas.openxmlformats.org/wordprocessingml/2006/main" xmlns:w14="http://schemas.microsoft.com/office/word/2010/wordml" xmlns:w15="http://schemas.microsoft.com/office/word/2012/wordml" xmlns:w16cex="http://schemas.microsoft.com/office/word/2018/wordml/cex" xmlns:w16cid="http://schemas.microsoft.com/office/word/2016/wordml/cid" xmlns:w16="http://schemas.microsoft.com/office/word/2018/wordml" xmlns:w16du="http://schemas.microsoft.com/office/word/2023/wordml/word16du" xmlns:w16sdtdh="http://schemas.microsoft.com/office/word/2020/wordml/sdtdatahash" xmlns:w16se="http://schemas.microsoft.com/office/word/2015/wordml/symex" xmlns:sl="http://schemas.openxmlformats.org/schemaLibrary/2006/main" mc:Ignorable="w14 w15 w16se w16cid w16 w16cex w16sdtdh w16du">
+<w:settings xmlns:mc="http://schemas.openxmlformats.org/markup-compatibility/2006" xmlns:o="urn:schemas-microsoft-com:office:office" xmlns:r="http://schemas.openxmlformats.org/officeDocument/2006/relationships" xmlns:m="http://schemas.openxmlformats.org/officeDocument/2006/math" xmlns:v="urn:schemas-microsoft-com:vml" xmlns:w10="urn:schemas-microsoft-com:office:word" xmlns:w="http://schemas.openxmlformats.org/wordprocessingml/2006/main" xmlns:w14="http://schemas.microsoft.com/office/word/2010/wordml" xmlns:w15="http://schemas.microsoft.com/office/word/2012/wordml" xmlns:w16cex="http://schemas.microsoft.com/office/word/2018/wordml/cex" xmlns:w16cid="http://schemas.microsoft.com/office/word/2016/wordml/cid" xmlns:w16="http://schemas.microsoft.com/office/word/2018/wordml" xmlns:w16du="http://schemas.microsoft.com/office/word/2023/wordml/word16du" xmlns:w16sdtdh="http://schemas.microsoft.com/office/word/2020/wordml/sdtdatahash" xmlns:w16sdtfl="http://schemas.microsoft.com/office/word/2024/wordml/sdtformatlock" xmlns:w16se="http://schemas.microsoft.com/office/word/2015/wordml/symex" xmlns:sl="http://schemas.openxmlformats.org/schemaLibrary/2006/main" mc:Ignorable="w14 w15 w16se w16cid w16 w16cex w16sdtdh w16sdtfl w16du">
   <w:view w:val="normal"/>
   <w:defaultTabStop w:val="720"/>
   <w:characterSpacingControl w:val="doNotCompress"/>
@@ -9659,8 +9888,10 @@
   </w:compat>
   <w:rsids>
     <w:rsidRoot w:val="001D42C1"/>
+    <w:rsid w:val="000620B6"/>
     <w:rsid w:val="001D42C1"/>
     <w:rsid w:val="00361136"/>
+    <w:rsid w:val="00463237"/>
     <w:rsid w:val="00F01E20"/>
   </w:rsids>
   <m:mathPr>
@@ -9685,7 +9916,7 @@
 </file>
 
 <file path=word/glossary/styles.xml><?xml version="1.0" encoding="utf-8"?>
-<w:styles xmlns:mc="http://schemas.openxmlformats.org/markup-compatibility/2006" xmlns:r="http://schemas.openxmlformats.org/officeDocument/2006/relationships" xmlns:w="http://schemas.openxmlformats.org/wordprocessingml/2006/main" xmlns:w14="http://schemas.microsoft.com/office/word/2010/wordml" xmlns:w15="http://schemas.microsoft.com/office/word/2012/wordml" xmlns:w16cex="http://schemas.microsoft.com/office/word/2018/wordml/cex" xmlns:w16cid="http://schemas.microsoft.com/office/word/2016/wordml/cid" xmlns:w16="http://schemas.microsoft.com/office/word/2018/wordml" xmlns:w16du="http://schemas.microsoft.com/office/word/2023/wordml/word16du" xmlns:w16sdtdh="http://schemas.microsoft.com/office/word/2020/wordml/sdtdatahash" xmlns:w16se="http://schemas.microsoft.com/office/word/2015/wordml/symex" mc:Ignorable="w14 w15 w16se w16cid w16 w16cex w16sdtdh w16du">
+<w:styles xmlns:mc="http://schemas.openxmlformats.org/markup-compatibility/2006" xmlns:r="http://schemas.openxmlformats.org/officeDocument/2006/relationships" xmlns:w="http://schemas.openxmlformats.org/wordprocessingml/2006/main" xmlns:w14="http://schemas.microsoft.com/office/word/2010/wordml" xmlns:w15="http://schemas.microsoft.com/office/word/2012/wordml" xmlns:w16cex="http://schemas.microsoft.com/office/word/2018/wordml/cex" xmlns:w16cid="http://schemas.microsoft.com/office/word/2016/wordml/cid" xmlns:w16="http://schemas.microsoft.com/office/word/2018/wordml" xmlns:w16du="http://schemas.microsoft.com/office/word/2023/wordml/word16du" xmlns:w16sdtdh="http://schemas.microsoft.com/office/word/2020/wordml/sdtdatahash" xmlns:w16sdtfl="http://schemas.microsoft.com/office/word/2024/wordml/sdtformatlock" xmlns:w16se="http://schemas.microsoft.com/office/word/2015/wordml/symex" mc:Ignorable="w14 w15 w16se w16cid w16 w16cex w16sdtdh w16sdtfl w16du">
   <w:docDefaults>
     <w:rPrDefault>
       <w:rPr>
@@ -10140,7 +10371,7 @@
 </file>
 
 <file path=word/glossary/webSettings.xml><?xml version="1.0" encoding="utf-8"?>
-<w:webSettings xmlns:mc="http://schemas.openxmlformats.org/markup-compatibility/2006" xmlns:r="http://schemas.openxmlformats.org/officeDocument/2006/relationships" xmlns:w="http://schemas.openxmlformats.org/wordprocessingml/2006/main" xmlns:w14="http://schemas.microsoft.com/office/word/2010/wordml" xmlns:w15="http://schemas.microsoft.com/office/word/2012/wordml" xmlns:w16cex="http://schemas.microsoft.com/office/word/2018/wordml/cex" xmlns:w16cid="http://schemas.microsoft.com/office/word/2016/wordml/cid" xmlns:w16="http://schemas.microsoft.com/office/word/2018/wordml" xmlns:w16du="http://schemas.microsoft.com/office/word/2023/wordml/word16du" xmlns:w16sdtdh="http://schemas.microsoft.com/office/word/2020/wordml/sdtdatahash" xmlns:w16se="http://schemas.microsoft.com/office/word/2015/wordml/symex" mc:Ignorable="w14 w15 w16se w16cid w16 w16cex w16sdtdh w16du">
+<w:webSettings xmlns:mc="http://schemas.openxmlformats.org/markup-compatibility/2006" xmlns:r="http://schemas.openxmlformats.org/officeDocument/2006/relationships" xmlns:w="http://schemas.openxmlformats.org/wordprocessingml/2006/main" xmlns:w14="http://schemas.microsoft.com/office/word/2010/wordml" xmlns:w15="http://schemas.microsoft.com/office/word/2012/wordml" xmlns:w16cex="http://schemas.microsoft.com/office/word/2018/wordml/cex" xmlns:w16cid="http://schemas.microsoft.com/office/word/2016/wordml/cid" xmlns:w16="http://schemas.microsoft.com/office/word/2018/wordml" xmlns:w16du="http://schemas.microsoft.com/office/word/2023/wordml/word16du" xmlns:w16sdtdh="http://schemas.microsoft.com/office/word/2020/wordml/sdtdatahash" xmlns:w16sdtfl="http://schemas.microsoft.com/office/word/2024/wordml/sdtformatlock" xmlns:w16se="http://schemas.microsoft.com/office/word/2015/wordml/symex" mc:Ignorable="w14 w15 w16se w16cid w16 w16cex w16sdtdh w16sdtfl w16du">
   <w:optimizeForBrowser/>
   <w:allowPNG/>
 </w:webSettings>
